--- a/tex/git_cv/NicholasHayekCV.docx
+++ b/tex/git_cv/NicholasHayekCV.docx
@@ -341,17 +341,13 @@
         <w:ind w:hanging="180"/>
         <w:rPr>
           <w:rFonts w:ascii="Garamond" w:hAnsi="Garamond" w:cs="Times New Roman"/>
-          <w:b/>
-          <w:bCs/>
-          <w:sz w:val="20"/>
-          <w:szCs w:val="20"/>
-        </w:rPr>
-      </w:pPr>
-      <w:r>
-        <w:rPr>
-          <w:rFonts w:ascii="Garamond" w:hAnsi="Garamond" w:cs="Times New Roman"/>
-          <w:b/>
-          <w:bCs/>
+          <w:sz w:val="20"/>
+          <w:szCs w:val="20"/>
+        </w:rPr>
+      </w:pPr>
+      <w:r>
+        <w:rPr>
+          <w:rFonts w:ascii="Garamond" w:hAnsi="Garamond" w:cs="Times New Roman"/>
           <w:sz w:val="20"/>
           <w:szCs w:val="20"/>
         </w:rPr>
@@ -360,8 +356,6 @@
       <w:r>
         <w:rPr>
           <w:rFonts w:ascii="Garamond" w:hAnsi="Garamond" w:cs="Times New Roman"/>
-          <w:b/>
-          <w:bCs/>
           <w:sz w:val="20"/>
           <w:szCs w:val="20"/>
         </w:rPr>
@@ -370,18 +364,6 @@
       <w:r>
         <w:rPr>
           <w:rFonts w:ascii="Garamond" w:hAnsi="Garamond" w:cs="Times New Roman"/>
-          <w:b/>
-          <w:bCs/>
-          <w:sz w:val="20"/>
-          <w:szCs w:val="20"/>
-        </w:rPr>
-        <w:t>1</w:t>
-      </w:r>
-      <w:r>
-        <w:rPr>
-          <w:rFonts w:ascii="Garamond" w:hAnsi="Garamond" w:cs="Times New Roman"/>
-          <w:b/>
-          <w:bCs/>
           <w:sz w:val="20"/>
           <w:szCs w:val="20"/>
         </w:rPr>
@@ -495,7 +477,7 @@
           <w:sz w:val="19"/>
           <w:szCs w:val="19"/>
         </w:rPr>
-        <w:t>Awards</w:t>
+        <w:t xml:space="preserve">Academic </w:t>
       </w:r>
       <w:r>
         <w:rPr>
@@ -503,7 +485,7 @@
           <w:sz w:val="19"/>
           <w:szCs w:val="19"/>
         </w:rPr>
-        <w:t>: D. Lorne Gales Scholarship</w:t>
+        <w:t>Awards</w:t>
       </w:r>
       <w:r>
         <w:rPr>
@@ -511,7 +493,7 @@
           <w:sz w:val="19"/>
           <w:szCs w:val="19"/>
         </w:rPr>
-        <w:t xml:space="preserve">, </w:t>
+        <w:t>: D. Lorne Gales Scholarship</w:t>
       </w:r>
       <w:r>
         <w:rPr>
@@ -519,7 +501,15 @@
           <w:sz w:val="19"/>
           <w:szCs w:val="19"/>
         </w:rPr>
-        <w:t>Tomlinson Engagement Award for Mentoring</w:t>
+        <w:t xml:space="preserve">, </w:t>
+      </w:r>
+      <w:r>
+        <w:rPr>
+          <w:rFonts w:ascii="Garamond" w:hAnsi="Garamond" w:cs="Times New Roman"/>
+          <w:sz w:val="19"/>
+          <w:szCs w:val="19"/>
+        </w:rPr>
+        <w:t>Richard Tomlinson Undergraduate Award</w:t>
       </w:r>
       <w:r>
         <w:rPr>

--- a/tex/git_cv/NicholasHayekCV.docx
+++ b/tex/git_cv/NicholasHayekCV.docx
@@ -434,7 +434,23 @@
           <w:sz w:val="19"/>
           <w:szCs w:val="19"/>
         </w:rPr>
-        <w:t>Quantitative Risk Management, Machine Learning, Stochastic Processes</w:t>
+        <w:t>Stochastic Processes</w:t>
+      </w:r>
+      <w:r>
+        <w:rPr>
+          <w:rFonts w:ascii="Garamond" w:hAnsi="Garamond" w:cs="Times New Roman"/>
+          <w:sz w:val="19"/>
+          <w:szCs w:val="19"/>
+        </w:rPr>
+        <w:t xml:space="preserve">, </w:t>
+      </w:r>
+      <w:r>
+        <w:rPr>
+          <w:rFonts w:ascii="Garamond" w:hAnsi="Garamond" w:cs="Times New Roman"/>
+          <w:sz w:val="19"/>
+          <w:szCs w:val="19"/>
+        </w:rPr>
+        <w:t>Quantitative Risk Management, Machine Learning</w:t>
       </w:r>
       <w:r>
         <w:rPr>
@@ -1561,25 +1577,7 @@
           <w:sz w:val="20"/>
           <w:szCs w:val="20"/>
         </w:rPr>
-        <w:t xml:space="preserve"> </w:t>
-      </w:r>
-      <w:proofErr w:type="spellStart"/>
-      <w:r>
-        <w:rPr>
-          <w:rFonts w:ascii="Garamond" w:hAnsi="Garamond" w:cs="Times New Roman"/>
-          <w:sz w:val="20"/>
-          <w:szCs w:val="20"/>
-        </w:rPr>
-        <w:t>supersingular</w:t>
-      </w:r>
-      <w:proofErr w:type="spellEnd"/>
-      <w:r>
-        <w:rPr>
-          <w:rFonts w:ascii="Garamond" w:hAnsi="Garamond" w:cs="Times New Roman"/>
-          <w:sz w:val="20"/>
-          <w:szCs w:val="20"/>
-        </w:rPr>
-        <w:t xml:space="preserve"> elliptic curve isogeny graphs</w:t>
+        <w:t xml:space="preserve"> supersingular elliptic curve isogeny graphs</w:t>
       </w:r>
       <w:r>
         <w:rPr>
@@ -1637,18 +1635,8 @@
           <w:sz w:val="20"/>
           <w:szCs w:val="20"/>
         </w:rPr>
-        <w:t xml:space="preserve"> </w:t>
-      </w:r>
-      <w:proofErr w:type="spellStart"/>
-      <w:r>
-        <w:rPr>
-          <w:rFonts w:ascii="Garamond" w:hAnsi="Garamond" w:cs="Times New Roman"/>
-          <w:sz w:val="20"/>
-          <w:szCs w:val="20"/>
-        </w:rPr>
-        <w:t>supersingular</w:t>
-      </w:r>
-      <w:proofErr w:type="spellEnd"/>
+        <w:t xml:space="preserve"> supersingular</w:t>
+      </w:r>
       <w:r>
         <w:rPr>
           <w:rFonts w:ascii="Garamond" w:hAnsi="Garamond" w:cs="Times New Roman"/>

--- a/tex/git_cv/NicholasHayekCV.docx
+++ b/tex/git_cv/NicholasHayekCV.docx
@@ -32,7 +32,7 @@
           <w:sz w:val="44"/>
           <w:szCs w:val="44"/>
         </w:rPr>
-        <w:t xml:space="preserve"> C.</w:t>
+        <w:t xml:space="preserve"> </w:t>
       </w:r>
       <w:r>
         <w:rPr>
@@ -42,7 +42,17 @@
           <w:sz w:val="44"/>
           <w:szCs w:val="44"/>
         </w:rPr>
-        <w:t xml:space="preserve"> HAYEK</w:t>
+        <w:t xml:space="preserve">C. </w:t>
+      </w:r>
+      <w:r>
+        <w:rPr>
+          <w:rFonts w:ascii="Garamond" w:hAnsi="Garamond" w:cs="Times New Roman"/>
+          <w:b/>
+          <w:bCs/>
+          <w:sz w:val="44"/>
+          <w:szCs w:val="44"/>
+        </w:rPr>
+        <w:t>HAYEK</w:t>
       </w:r>
     </w:p>
     <w:p>
@@ -204,17 +214,17 @@
           <w:rFonts w:ascii="Garamond" w:hAnsi="Garamond" w:cs="Times New Roman"/>
           <w:b/>
           <w:bCs/>
-          <w:sz w:val="20"/>
-          <w:szCs w:val="20"/>
-        </w:rPr>
-      </w:pPr>
-      <w:r>
-        <w:rPr>
-          <w:rFonts w:ascii="Garamond" w:hAnsi="Garamond" w:cs="Times New Roman"/>
-          <w:b/>
-          <w:bCs/>
-          <w:sz w:val="20"/>
-          <w:szCs w:val="20"/>
+          <w:sz w:val="21"/>
+          <w:szCs w:val="21"/>
+        </w:rPr>
+      </w:pPr>
+      <w:r>
+        <w:rPr>
+          <w:rFonts w:ascii="Garamond" w:hAnsi="Garamond" w:cs="Times New Roman"/>
+          <w:b/>
+          <w:bCs/>
+          <w:sz w:val="21"/>
+          <w:szCs w:val="21"/>
         </w:rPr>
         <w:t>EDUCATION</w:t>
       </w:r>
@@ -281,7 +291,7 @@
         <w:tabs>
           <w:tab w:val="right" w:pos="10080"/>
         </w:tabs>
-        <w:spacing w:line="360" w:lineRule="auto"/>
+        <w:spacing w:line="276" w:lineRule="auto"/>
         <w:ind w:left="360" w:hanging="360"/>
         <w:rPr>
           <w:rFonts w:ascii="Garamond" w:hAnsi="Garamond" w:cs="Times New Roman"/>
@@ -315,7 +325,43 @@
           <w:szCs w:val="20"/>
           <w:u w:val="single"/>
         </w:rPr>
-        <w:t>Honours Mathematics and Computer Science</w:t>
+        <w:t>Ho</w:t>
+      </w:r>
+      <w:r>
+        <w:rPr>
+          <w:rFonts w:ascii="Garamond" w:hAnsi="Garamond" w:cs="Times New Roman"/>
+          <w:sz w:val="20"/>
+          <w:szCs w:val="20"/>
+          <w:u w:val="single"/>
+        </w:rPr>
+        <w:t>n</w:t>
+      </w:r>
+      <w:r>
+        <w:rPr>
+          <w:rFonts w:ascii="Garamond" w:hAnsi="Garamond" w:cs="Times New Roman"/>
+          <w:sz w:val="20"/>
+          <w:szCs w:val="20"/>
+          <w:u w:val="single"/>
+        </w:rPr>
+        <w:t>ours</w:t>
+      </w:r>
+      <w:r>
+        <w:rPr>
+          <w:rFonts w:ascii="Garamond" w:hAnsi="Garamond" w:cs="Times New Roman"/>
+          <w:sz w:val="20"/>
+          <w:szCs w:val="20"/>
+          <w:u w:val="single"/>
+        </w:rPr>
+        <w:t xml:space="preserve"> </w:t>
+      </w:r>
+      <w:r>
+        <w:rPr>
+          <w:rFonts w:ascii="Garamond" w:hAnsi="Garamond" w:cs="Times New Roman"/>
+          <w:sz w:val="20"/>
+          <w:szCs w:val="20"/>
+          <w:u w:val="single"/>
+        </w:rPr>
+        <w:t>Mathematics and Computer Science</w:t>
       </w:r>
       <w:r>
         <w:rPr>
@@ -341,21 +387,37 @@
         <w:ind w:hanging="180"/>
         <w:rPr>
           <w:rFonts w:ascii="Garamond" w:hAnsi="Garamond" w:cs="Times New Roman"/>
-          <w:sz w:val="20"/>
-          <w:szCs w:val="20"/>
-        </w:rPr>
-      </w:pPr>
-      <w:r>
-        <w:rPr>
-          <w:rFonts w:ascii="Garamond" w:hAnsi="Garamond" w:cs="Times New Roman"/>
-          <w:sz w:val="20"/>
-          <w:szCs w:val="20"/>
-        </w:rPr>
-        <w:t>GPA: 3.</w:t>
-      </w:r>
-      <w:r>
-        <w:rPr>
-          <w:rFonts w:ascii="Garamond" w:hAnsi="Garamond" w:cs="Times New Roman"/>
+          <w:b/>
+          <w:bCs/>
+          <w:sz w:val="20"/>
+          <w:szCs w:val="20"/>
+        </w:rPr>
+      </w:pPr>
+      <w:r>
+        <w:rPr>
+          <w:rFonts w:ascii="Garamond" w:hAnsi="Garamond" w:cs="Times New Roman"/>
+          <w:b/>
+          <w:bCs/>
+          <w:sz w:val="20"/>
+          <w:szCs w:val="20"/>
+        </w:rPr>
+        <w:t xml:space="preserve">GPA: </w:t>
+      </w:r>
+      <w:r>
+        <w:rPr>
+          <w:rFonts w:ascii="Garamond" w:hAnsi="Garamond" w:cs="Times New Roman"/>
+          <w:b/>
+          <w:bCs/>
+          <w:sz w:val="20"/>
+          <w:szCs w:val="20"/>
+        </w:rPr>
+        <w:t>3.</w:t>
+      </w:r>
+      <w:r>
+        <w:rPr>
+          <w:rFonts w:ascii="Garamond" w:hAnsi="Garamond" w:cs="Times New Roman"/>
+          <w:b/>
+          <w:bCs/>
           <w:sz w:val="20"/>
           <w:szCs w:val="20"/>
         </w:rPr>
@@ -364,10 +426,30 @@
       <w:r>
         <w:rPr>
           <w:rFonts w:ascii="Garamond" w:hAnsi="Garamond" w:cs="Times New Roman"/>
-          <w:sz w:val="20"/>
-          <w:szCs w:val="20"/>
-        </w:rPr>
-        <w:t>/4.0</w:t>
+          <w:b/>
+          <w:bCs/>
+          <w:sz w:val="20"/>
+          <w:szCs w:val="20"/>
+        </w:rPr>
+        <w:t>/4.</w:t>
+      </w:r>
+      <w:r>
+        <w:rPr>
+          <w:rFonts w:ascii="Garamond" w:hAnsi="Garamond" w:cs="Times New Roman"/>
+          <w:b/>
+          <w:bCs/>
+          <w:sz w:val="20"/>
+          <w:szCs w:val="20"/>
+        </w:rPr>
+        <w:t>0</w:t>
+      </w:r>
+      <w:r>
+        <w:rPr>
+          <w:rFonts w:ascii="Garamond" w:hAnsi="Garamond" w:cs="Times New Roman"/>
+          <w:sz w:val="20"/>
+          <w:szCs w:val="20"/>
+        </w:rPr>
+        <w:t>.</w:t>
       </w:r>
     </w:p>
     <w:p>
@@ -384,89 +466,35 @@
         <w:ind w:hanging="180"/>
         <w:rPr>
           <w:rFonts w:ascii="Garamond" w:hAnsi="Garamond" w:cs="Times New Roman"/>
-          <w:sz w:val="19"/>
-          <w:szCs w:val="19"/>
-        </w:rPr>
-      </w:pPr>
-      <w:r>
-        <w:rPr>
-          <w:rFonts w:ascii="Garamond" w:hAnsi="Garamond" w:cs="Times New Roman"/>
-          <w:sz w:val="19"/>
-          <w:szCs w:val="19"/>
-        </w:rPr>
-        <w:t>Coursework</w:t>
-      </w:r>
-      <w:r>
-        <w:rPr>
-          <w:rFonts w:ascii="Garamond" w:hAnsi="Garamond" w:cs="Times New Roman"/>
-          <w:sz w:val="19"/>
-          <w:szCs w:val="19"/>
-        </w:rPr>
-        <w:t>:</w:t>
-      </w:r>
-      <w:r>
-        <w:rPr>
-          <w:rFonts w:ascii="Garamond" w:hAnsi="Garamond" w:cs="Times New Roman"/>
-          <w:sz w:val="19"/>
-          <w:szCs w:val="19"/>
-        </w:rPr>
-        <w:t xml:space="preserve"> Algorithmic</w:t>
-      </w:r>
-      <w:r>
-        <w:rPr>
-          <w:rFonts w:ascii="Garamond" w:hAnsi="Garamond" w:cs="Times New Roman"/>
-          <w:sz w:val="19"/>
-          <w:szCs w:val="19"/>
-        </w:rPr>
-        <w:t xml:space="preserve"> </w:t>
-      </w:r>
-      <w:r>
-        <w:rPr>
-          <w:rFonts w:ascii="Garamond" w:hAnsi="Garamond" w:cs="Times New Roman"/>
-          <w:sz w:val="19"/>
-          <w:szCs w:val="19"/>
-        </w:rPr>
-        <w:t xml:space="preserve">Game Theory, </w:t>
-      </w:r>
-      <w:r>
-        <w:rPr>
-          <w:rFonts w:ascii="Garamond" w:hAnsi="Garamond" w:cs="Times New Roman"/>
-          <w:sz w:val="19"/>
-          <w:szCs w:val="19"/>
-        </w:rPr>
-        <w:t>Stochastic Processes</w:t>
-      </w:r>
-      <w:r>
-        <w:rPr>
-          <w:rFonts w:ascii="Garamond" w:hAnsi="Garamond" w:cs="Times New Roman"/>
-          <w:sz w:val="19"/>
-          <w:szCs w:val="19"/>
-        </w:rPr>
-        <w:t xml:space="preserve">, </w:t>
-      </w:r>
-      <w:r>
-        <w:rPr>
-          <w:rFonts w:ascii="Garamond" w:hAnsi="Garamond" w:cs="Times New Roman"/>
-          <w:sz w:val="19"/>
-          <w:szCs w:val="19"/>
-        </w:rPr>
-        <w:t>Quantitative Risk Management, Machine Learning</w:t>
-      </w:r>
-      <w:r>
-        <w:rPr>
-          <w:rFonts w:ascii="Garamond" w:hAnsi="Garamond" w:cs="Times New Roman"/>
-          <w:sz w:val="19"/>
-          <w:szCs w:val="19"/>
-        </w:rPr>
-        <w:t>, Galois Theory</w:t>
-      </w:r>
-      <w:r>
-        <w:rPr>
-          <w:rFonts w:ascii="Garamond" w:hAnsi="Garamond" w:cs="Times New Roman"/>
-          <w:sz w:val="19"/>
-          <w:szCs w:val="19"/>
-        </w:rPr>
-        <w:t>.</w:t>
+          <w:sz w:val="20"/>
+          <w:szCs w:val="20"/>
+        </w:rPr>
+      </w:pPr>
+      <w:r>
+        <w:rPr>
+          <w:rFonts w:ascii="Garamond" w:hAnsi="Garamond" w:cs="Times New Roman"/>
+          <w:b/>
+          <w:bCs/>
+          <w:sz w:val="20"/>
+          <w:szCs w:val="20"/>
+        </w:rPr>
+        <w:t>Awards</w:t>
+      </w:r>
+      <w:r>
+        <w:rPr>
+          <w:rFonts w:ascii="Garamond" w:hAnsi="Garamond" w:cs="Times New Roman"/>
+          <w:sz w:val="20"/>
+          <w:szCs w:val="20"/>
+        </w:rPr>
+        <w:t>: D. Lorne Gales Scholarship, Richard Tomlinson Undergraduate Award, Dean’s Honour Lis</w:t>
+      </w:r>
+      <w:r>
+        <w:rPr>
+          <w:rFonts w:ascii="Garamond" w:hAnsi="Garamond" w:cs="Times New Roman"/>
+          <w:sz w:val="20"/>
+          <w:szCs w:val="20"/>
+        </w:rPr>
+        <w:t>t.</w:t>
       </w:r>
     </w:p>
     <w:p>
@@ -483,73 +511,107 @@
         <w:ind w:hanging="180"/>
         <w:rPr>
           <w:rFonts w:ascii="Garamond" w:hAnsi="Garamond" w:cs="Times New Roman"/>
-          <w:sz w:val="19"/>
-          <w:szCs w:val="19"/>
-        </w:rPr>
-      </w:pPr>
-      <w:r>
-        <w:rPr>
-          <w:rFonts w:ascii="Garamond" w:hAnsi="Garamond" w:cs="Times New Roman"/>
-          <w:sz w:val="19"/>
-          <w:szCs w:val="19"/>
-        </w:rPr>
-        <w:t xml:space="preserve">Academic </w:t>
-      </w:r>
-      <w:r>
-        <w:rPr>
-          <w:rFonts w:ascii="Garamond" w:hAnsi="Garamond" w:cs="Times New Roman"/>
-          <w:sz w:val="19"/>
-          <w:szCs w:val="19"/>
-        </w:rPr>
-        <w:t>Awards</w:t>
-      </w:r>
-      <w:r>
-        <w:rPr>
-          <w:rFonts w:ascii="Garamond" w:hAnsi="Garamond" w:cs="Times New Roman"/>
-          <w:sz w:val="19"/>
-          <w:szCs w:val="19"/>
-        </w:rPr>
-        <w:t>: D. Lorne Gales Scholarship</w:t>
-      </w:r>
-      <w:r>
-        <w:rPr>
-          <w:rFonts w:ascii="Garamond" w:hAnsi="Garamond" w:cs="Times New Roman"/>
-          <w:sz w:val="19"/>
-          <w:szCs w:val="19"/>
-        </w:rPr>
-        <w:t xml:space="preserve">, </w:t>
-      </w:r>
-      <w:r>
-        <w:rPr>
-          <w:rFonts w:ascii="Garamond" w:hAnsi="Garamond" w:cs="Times New Roman"/>
-          <w:sz w:val="19"/>
-          <w:szCs w:val="19"/>
-        </w:rPr>
-        <w:t>Richard Tomlinson Undergraduate Award</w:t>
-      </w:r>
-      <w:r>
-        <w:rPr>
-          <w:rFonts w:ascii="Garamond" w:hAnsi="Garamond" w:cs="Times New Roman"/>
-          <w:sz w:val="19"/>
-          <w:szCs w:val="19"/>
-        </w:rPr>
-        <w:t xml:space="preserve">, </w:t>
-      </w:r>
-      <w:r>
-        <w:rPr>
-          <w:rFonts w:ascii="Garamond" w:hAnsi="Garamond" w:cs="Times New Roman"/>
-          <w:sz w:val="19"/>
-          <w:szCs w:val="19"/>
-        </w:rPr>
-        <w:t>Dean’s Honour List</w:t>
-      </w:r>
-      <w:r>
-        <w:rPr>
-          <w:rFonts w:ascii="Garamond" w:hAnsi="Garamond" w:cs="Times New Roman"/>
-          <w:sz w:val="19"/>
-          <w:szCs w:val="19"/>
-        </w:rPr>
-        <w:t>.</w:t>
+          <w:sz w:val="20"/>
+          <w:szCs w:val="20"/>
+        </w:rPr>
+      </w:pPr>
+      <w:r>
+        <w:rPr>
+          <w:rFonts w:ascii="Garamond" w:hAnsi="Garamond" w:cs="Times New Roman"/>
+          <w:b/>
+          <w:bCs/>
+          <w:sz w:val="20"/>
+          <w:szCs w:val="20"/>
+        </w:rPr>
+        <w:t>Coursework</w:t>
+      </w:r>
+      <w:r>
+        <w:rPr>
+          <w:rFonts w:ascii="Garamond" w:hAnsi="Garamond" w:cs="Times New Roman"/>
+          <w:sz w:val="20"/>
+          <w:szCs w:val="20"/>
+        </w:rPr>
+        <w:t xml:space="preserve">: </w:t>
+      </w:r>
+      <w:r>
+        <w:rPr>
+          <w:rFonts w:ascii="Garamond" w:hAnsi="Garamond" w:cs="Times New Roman"/>
+          <w:sz w:val="20"/>
+          <w:szCs w:val="20"/>
+        </w:rPr>
+        <w:t>Algorithmic</w:t>
+      </w:r>
+      <w:r>
+        <w:rPr>
+          <w:rFonts w:ascii="Garamond" w:hAnsi="Garamond" w:cs="Times New Roman"/>
+          <w:sz w:val="20"/>
+          <w:szCs w:val="20"/>
+        </w:rPr>
+        <w:t xml:space="preserve"> </w:t>
+      </w:r>
+      <w:r>
+        <w:rPr>
+          <w:rFonts w:ascii="Garamond" w:hAnsi="Garamond" w:cs="Times New Roman"/>
+          <w:sz w:val="20"/>
+          <w:szCs w:val="20"/>
+        </w:rPr>
+        <w:t>Game Theory</w:t>
+      </w:r>
+      <w:r>
+        <w:rPr>
+          <w:rFonts w:ascii="Garamond" w:hAnsi="Garamond" w:cs="Times New Roman"/>
+          <w:sz w:val="20"/>
+          <w:szCs w:val="20"/>
+        </w:rPr>
+        <w:t>,</w:t>
+      </w:r>
+      <w:r>
+        <w:rPr>
+          <w:rFonts w:ascii="Garamond" w:hAnsi="Garamond" w:cs="Times New Roman"/>
+          <w:sz w:val="20"/>
+          <w:szCs w:val="20"/>
+        </w:rPr>
+        <w:t xml:space="preserve"> </w:t>
+      </w:r>
+      <w:r>
+        <w:rPr>
+          <w:rFonts w:ascii="Garamond" w:hAnsi="Garamond" w:cs="Times New Roman"/>
+          <w:sz w:val="20"/>
+          <w:szCs w:val="20"/>
+        </w:rPr>
+        <w:t>Quantitative Risk Management</w:t>
+      </w:r>
+      <w:r>
+        <w:rPr>
+          <w:rFonts w:ascii="Garamond" w:hAnsi="Garamond" w:cs="Times New Roman"/>
+          <w:sz w:val="20"/>
+          <w:szCs w:val="20"/>
+        </w:rPr>
+        <w:t>,</w:t>
+      </w:r>
+      <w:r>
+        <w:rPr>
+          <w:rFonts w:ascii="Garamond" w:hAnsi="Garamond" w:cs="Times New Roman"/>
+          <w:sz w:val="20"/>
+          <w:szCs w:val="20"/>
+        </w:rPr>
+        <w:t xml:space="preserve"> Stochastic Processes</w:t>
+      </w:r>
+      <w:r>
+        <w:rPr>
+          <w:rFonts w:ascii="Garamond" w:hAnsi="Garamond" w:cs="Times New Roman"/>
+          <w:sz w:val="20"/>
+          <w:szCs w:val="20"/>
+        </w:rPr>
+        <w:t>, Homological Algebra</w:t>
+      </w:r>
+      <w:r>
+        <w:rPr>
+          <w:rFonts w:ascii="Garamond" w:hAnsi="Garamond" w:cs="Times New Roman"/>
+          <w:sz w:val="20"/>
+          <w:szCs w:val="20"/>
+        </w:rPr>
+        <w:t xml:space="preserve">. </w:t>
       </w:r>
     </w:p>
     <w:p>
@@ -578,17 +640,17 @@
           <w:rFonts w:ascii="Garamond" w:hAnsi="Garamond" w:cs="Times New Roman"/>
           <w:b/>
           <w:bCs/>
-          <w:sz w:val="20"/>
-          <w:szCs w:val="20"/>
-        </w:rPr>
-      </w:pPr>
-      <w:r>
-        <w:rPr>
-          <w:rFonts w:ascii="Garamond" w:hAnsi="Garamond" w:cs="Times New Roman"/>
-          <w:b/>
-          <w:bCs/>
-          <w:sz w:val="20"/>
-          <w:szCs w:val="20"/>
+          <w:sz w:val="21"/>
+          <w:szCs w:val="21"/>
+        </w:rPr>
+      </w:pPr>
+      <w:r>
+        <w:rPr>
+          <w:rFonts w:ascii="Garamond" w:hAnsi="Garamond" w:cs="Times New Roman"/>
+          <w:b/>
+          <w:bCs/>
+          <w:sz w:val="21"/>
+          <w:szCs w:val="21"/>
         </w:rPr>
         <w:t>WORK EXPERIENCE</w:t>
       </w:r>
@@ -666,7 +728,23 @@
           <w:sz w:val="20"/>
           <w:szCs w:val="20"/>
         </w:rPr>
-        <w:t>Montreal, QC</w:t>
+        <w:t>Montr</w:t>
+      </w:r>
+      <w:r>
+        <w:rPr>
+          <w:rFonts w:ascii="Garamond" w:hAnsi="Garamond" w:cs="Times New Roman"/>
+          <w:sz w:val="20"/>
+          <w:szCs w:val="20"/>
+        </w:rPr>
+        <w:t>é</w:t>
+      </w:r>
+      <w:r>
+        <w:rPr>
+          <w:rFonts w:ascii="Garamond" w:hAnsi="Garamond" w:cs="Times New Roman"/>
+          <w:sz w:val="20"/>
+          <w:szCs w:val="20"/>
+        </w:rPr>
+        <w:t>al, QC</w:t>
       </w:r>
       <w:r>
         <w:rPr>
@@ -698,6 +776,14 @@
           <w:szCs w:val="20"/>
         </w:rPr>
         <w:tab/>
+      </w:r>
+      <w:r>
+        <w:rPr>
+          <w:rFonts w:ascii="Garamond" w:hAnsi="Garamond" w:cs="Times New Roman"/>
+          <w:sz w:val="20"/>
+          <w:szCs w:val="20"/>
+          <w:u w:val="single"/>
+        </w:rPr>
         <w:t>Course Assistant</w:t>
       </w:r>
       <w:r>
@@ -733,9 +819,29 @@
           <w:sz w:val="20"/>
           <w:szCs w:val="20"/>
         </w:rPr>
-        <w:t>Run a weekly problem seminar for</w:t>
-      </w:r>
-      <w:r>
+        <w:t xml:space="preserve">Run weekly </w:t>
+      </w:r>
+      <w:r>
+        <w:rPr>
+          <w:rFonts w:ascii="Garamond" w:hAnsi="Garamond" w:cs="Times New Roman"/>
+          <w:sz w:val="20"/>
+          <w:szCs w:val="20"/>
+        </w:rPr>
+        <w:t>tutorials</w:t>
+      </w:r>
+      <w:r>
+        <w:rPr>
+          <w:rFonts w:ascii="Garamond" w:hAnsi="Garamond" w:cs="Times New Roman"/>
+          <w:sz w:val="20"/>
+          <w:szCs w:val="20"/>
+        </w:rPr>
+        <w:t xml:space="preserve"> for</w:t>
+      </w:r>
+      <w:r>
+        <w:rPr>
+          <w:sz w:val="20"/>
+          <w:szCs w:val="20"/>
+        </w:rPr>
         <w:t xml:space="preserve"> </w:t>
       </w:r>
       <w:r>
@@ -744,15 +850,15 @@
           <w:sz w:val="20"/>
           <w:szCs w:val="20"/>
         </w:rPr>
-        <w:t>330</w:t>
-      </w:r>
-      <w:r>
-        <w:rPr>
-          <w:rFonts w:ascii="Garamond" w:hAnsi="Garamond" w:cs="Times New Roman"/>
-          <w:sz w:val="20"/>
-          <w:szCs w:val="20"/>
-        </w:rPr>
-        <w:t xml:space="preserve"> students in Advanced Calculus for Engineers.</w:t>
+        <w:t>330 students in Advanced Calculus for Engineers</w:t>
+      </w:r>
+      <w:r>
+        <w:rPr>
+          <w:rFonts w:ascii="Garamond" w:hAnsi="Garamond" w:cs="Times New Roman"/>
+          <w:sz w:val="20"/>
+          <w:szCs w:val="20"/>
+        </w:rPr>
+        <w:t xml:space="preserve"> (vector calculus and partial differential equations).</w:t>
       </w:r>
     </w:p>
     <w:p>
@@ -778,7 +884,15 @@
           <w:sz w:val="20"/>
           <w:szCs w:val="20"/>
         </w:rPr>
-        <w:t>Review and grade homework assignments for 80 students in Honours Algebra I.</w:t>
+        <w:t>Review and grade homework assignments for 80 students in Honours Algebra I</w:t>
+      </w:r>
+      <w:r>
+        <w:rPr>
+          <w:rFonts w:ascii="Garamond" w:hAnsi="Garamond" w:cs="Times New Roman"/>
+          <w:sz w:val="20"/>
+          <w:szCs w:val="20"/>
+        </w:rPr>
+        <w:t xml:space="preserve"> (group, ring, and field theory).</w:t>
       </w:r>
     </w:p>
     <w:p>
@@ -815,7 +929,7 @@
           <w:sz w:val="20"/>
           <w:szCs w:val="20"/>
         </w:rPr>
-        <w:t>Indiana University, Indianapolis (IUI) REU Program</w:t>
+        <w:t>Indiana University, Indianapolis (IUI)</w:t>
       </w:r>
       <w:r>
         <w:rPr>
@@ -866,47 +980,14 @@
         </w:rPr>
         <w:tab/>
       </w:r>
-      <w:proofErr w:type="spellStart"/>
-      <w:r>
-        <w:rPr>
-          <w:rFonts w:ascii="Garamond" w:hAnsi="Garamond" w:cs="Times New Roman"/>
-          <w:i/>
-          <w:iCs/>
-          <w:sz w:val="20"/>
-          <w:szCs w:val="20"/>
-        </w:rPr>
-        <w:t>Biomath</w:t>
-      </w:r>
-      <w:proofErr w:type="spellEnd"/>
-      <w:r>
-        <w:rPr>
-          <w:rFonts w:ascii="Garamond" w:hAnsi="Garamond" w:cs="Times New Roman"/>
-          <w:i/>
-          <w:iCs/>
-          <w:sz w:val="20"/>
-          <w:szCs w:val="20"/>
-        </w:rPr>
-        <w:t xml:space="preserve"> Modelling </w:t>
-      </w:r>
-      <w:r>
-        <w:rPr>
-          <w:rFonts w:ascii="Garamond" w:hAnsi="Garamond" w:cs="Times New Roman"/>
-          <w:i/>
-          <w:iCs/>
-          <w:sz w:val="20"/>
-          <w:szCs w:val="20"/>
-        </w:rPr>
-        <w:t xml:space="preserve">Research </w:t>
-      </w:r>
-      <w:r>
-        <w:rPr>
-          <w:rFonts w:ascii="Garamond" w:hAnsi="Garamond" w:cs="Times New Roman"/>
-          <w:i/>
-          <w:iCs/>
-          <w:sz w:val="20"/>
-          <w:szCs w:val="20"/>
-        </w:rPr>
-        <w:t>Intern</w:t>
+      <w:r>
+        <w:rPr>
+          <w:rFonts w:ascii="Garamond" w:hAnsi="Garamond" w:cs="Times New Roman"/>
+          <w:sz w:val="20"/>
+          <w:szCs w:val="20"/>
+          <w:u w:val="single"/>
+        </w:rPr>
+        <w:t>Research Internship (REU) in Mathematical Sciences</w:t>
       </w:r>
       <w:r>
         <w:rPr>
@@ -1075,7 +1156,63 @@
           <w:sz w:val="20"/>
           <w:szCs w:val="20"/>
         </w:rPr>
-        <w:t>at the Indiana Undergraduate Math Research Conference and at the IUI Summer Research Symposium. Mentored by Prof. Alexey Kuznetsov with help from the Indiana Alcohol Research Center.</w:t>
+        <w:t xml:space="preserve">at the Indiana Undergraduate Math Research Conference and </w:t>
+      </w:r>
+      <w:r>
+        <w:rPr>
+          <w:rFonts w:ascii="Garamond" w:hAnsi="Garamond" w:cs="Times New Roman"/>
+          <w:sz w:val="20"/>
+          <w:szCs w:val="20"/>
+        </w:rPr>
+        <w:t xml:space="preserve">at </w:t>
+      </w:r>
+      <w:r>
+        <w:rPr>
+          <w:rFonts w:ascii="Garamond" w:hAnsi="Garamond" w:cs="Times New Roman"/>
+          <w:sz w:val="20"/>
+          <w:szCs w:val="20"/>
+        </w:rPr>
+        <w:t xml:space="preserve">the IUI </w:t>
+      </w:r>
+      <w:r>
+        <w:rPr>
+          <w:rFonts w:ascii="Garamond" w:hAnsi="Garamond" w:cs="Times New Roman"/>
+          <w:sz w:val="20"/>
+          <w:szCs w:val="20"/>
+        </w:rPr>
+        <w:t xml:space="preserve">Summer </w:t>
+      </w:r>
+      <w:r>
+        <w:rPr>
+          <w:rFonts w:ascii="Garamond" w:hAnsi="Garamond" w:cs="Times New Roman"/>
+          <w:sz w:val="20"/>
+          <w:szCs w:val="20"/>
+        </w:rPr>
+        <w:t xml:space="preserve">Research Symposium. Mentored by </w:t>
+      </w:r>
+      <w:r>
+        <w:rPr>
+          <w:rFonts w:ascii="Garamond" w:hAnsi="Garamond" w:cs="Times New Roman"/>
+          <w:sz w:val="20"/>
+          <w:szCs w:val="20"/>
+        </w:rPr>
+        <w:t>Prof</w:t>
+      </w:r>
+      <w:r>
+        <w:rPr>
+          <w:rFonts w:ascii="Garamond" w:hAnsi="Garamond" w:cs="Times New Roman"/>
+          <w:sz w:val="20"/>
+          <w:szCs w:val="20"/>
+        </w:rPr>
+        <w:t>. Alexey Kuznetsov with help from the Indiana Alcohol Research Center</w:t>
+      </w:r>
+      <w:r>
+        <w:rPr>
+          <w:rFonts w:ascii="Garamond" w:hAnsi="Garamond" w:cs="Times New Roman"/>
+          <w:sz w:val="20"/>
+          <w:szCs w:val="20"/>
+        </w:rPr>
+        <w:t>.</w:t>
       </w:r>
     </w:p>
     <w:p>
@@ -1103,17 +1240,17 @@
           <w:rFonts w:ascii="Garamond" w:hAnsi="Garamond" w:cs="Times New Roman"/>
           <w:b/>
           <w:bCs/>
-          <w:sz w:val="20"/>
-          <w:szCs w:val="20"/>
-        </w:rPr>
-      </w:pPr>
-      <w:r>
-        <w:rPr>
-          <w:rFonts w:ascii="Garamond" w:hAnsi="Garamond" w:cs="Times New Roman"/>
-          <w:b/>
-          <w:bCs/>
-          <w:sz w:val="20"/>
-          <w:szCs w:val="20"/>
+          <w:sz w:val="21"/>
+          <w:szCs w:val="21"/>
+        </w:rPr>
+      </w:pPr>
+      <w:r>
+        <w:rPr>
+          <w:rFonts w:ascii="Garamond" w:hAnsi="Garamond" w:cs="Times New Roman"/>
+          <w:b/>
+          <w:bCs/>
+          <w:sz w:val="21"/>
+          <w:szCs w:val="21"/>
         </w:rPr>
         <w:t>ACADEMIC PROJECTS</w:t>
       </w:r>
@@ -1152,17 +1289,19 @@
           <w:sz w:val="20"/>
           <w:szCs w:val="20"/>
         </w:rPr>
-        <w:t xml:space="preserve">Migraine </w:t>
-      </w:r>
-      <w:r>
-        <w:rPr>
-          <w:rFonts w:ascii="Garamond" w:hAnsi="Garamond" w:cs="Times New Roman"/>
-          <w:b/>
-          <w:bCs/>
-          <w:sz w:val="20"/>
-          <w:szCs w:val="20"/>
-        </w:rPr>
-        <w:t>Calendar</w:t>
+        <w:t xml:space="preserve">Director of the </w:t>
+      </w:r>
+      <w:r>
+        <w:rPr>
+          <w:rFonts w:ascii="Garamond" w:hAnsi="Garamond" w:cs="Times New Roman"/>
+          <w:b/>
+          <w:bCs/>
+          <w:i/>
+          <w:iCs/>
+          <w:sz w:val="20"/>
+          <w:szCs w:val="20"/>
+        </w:rPr>
+        <w:t>McGill Undergraduate Mathematics Research Journal</w:t>
       </w:r>
       <w:r>
         <w:rPr>
@@ -1180,7 +1319,15 @@
           <w:sz w:val="20"/>
           <w:szCs w:val="20"/>
         </w:rPr>
-        <w:t>11/2025</w:t>
+        <w:t xml:space="preserve">2024 - </w:t>
+      </w:r>
+      <w:r>
+        <w:rPr>
+          <w:rFonts w:ascii="Garamond" w:hAnsi="Garamond" w:cs="Times New Roman"/>
+          <w:sz w:val="20"/>
+          <w:szCs w:val="20"/>
+        </w:rPr>
+        <w:t>2026</w:t>
       </w:r>
     </w:p>
     <w:p>
@@ -1206,67 +1353,15 @@
           <w:sz w:val="20"/>
           <w:szCs w:val="20"/>
         </w:rPr>
-        <w:t xml:space="preserve">Developed a </w:t>
-      </w:r>
-      <w:hyperlink r:id="rId12" w:history="1">
-        <w:r>
-          <w:rPr>
-            <w:rStyle w:val="Hyperlink"/>
-            <w:rFonts w:ascii="Garamond" w:hAnsi="Garamond" w:cs="Times New Roman"/>
-            <w:sz w:val="20"/>
-            <w:szCs w:val="20"/>
-          </w:rPr>
-          <w:t>web application</w:t>
-        </w:r>
-      </w:hyperlink>
-      <w:r>
-        <w:rPr>
-          <w:rStyle w:val="EndnoteReference"/>
-          <w:rFonts w:ascii="Garamond" w:hAnsi="Garamond" w:cs="Times New Roman"/>
-          <w:sz w:val="20"/>
-          <w:szCs w:val="20"/>
-        </w:rPr>
-        <w:endnoteReference w:id="4"/>
-      </w:r>
-      <w:r>
-        <w:rPr>
-          <w:rFonts w:ascii="Garamond" w:hAnsi="Garamond" w:cs="Times New Roman"/>
-          <w:sz w:val="20"/>
-          <w:szCs w:val="20"/>
-        </w:rPr>
-        <w:t xml:space="preserve"> </w:t>
-      </w:r>
-      <w:r>
-        <w:rPr>
-          <w:rFonts w:ascii="Garamond" w:hAnsi="Garamond" w:cs="Times New Roman"/>
-          <w:sz w:val="20"/>
-          <w:szCs w:val="20"/>
-        </w:rPr>
-        <w:t xml:space="preserve">to track migraines </w:t>
-      </w:r>
-      <w:r>
-        <w:rPr>
-          <w:rFonts w:ascii="Garamond" w:hAnsi="Garamond" w:cs="Times New Roman"/>
-          <w:sz w:val="20"/>
-          <w:szCs w:val="20"/>
-        </w:rPr>
-        <w:t>using Firebase</w:t>
-      </w:r>
-      <w:r>
-        <w:rPr>
-          <w:rFonts w:ascii="Garamond" w:hAnsi="Garamond" w:cs="Times New Roman"/>
-          <w:sz w:val="20"/>
-          <w:szCs w:val="20"/>
-        </w:rPr>
-        <w:t xml:space="preserve">, Svelte, and </w:t>
-      </w:r>
-      <w:r>
-        <w:rPr>
-          <w:rFonts w:ascii="Garamond" w:hAnsi="Garamond" w:cs="Times New Roman"/>
-          <w:sz w:val="20"/>
-          <w:szCs w:val="20"/>
-        </w:rPr>
-        <w:t>JavaScript</w:t>
+        <w:t>Spearheaded</w:t>
+      </w:r>
+      <w:r>
+        <w:rPr>
+          <w:rFonts w:ascii="Garamond" w:hAnsi="Garamond" w:cs="Times New Roman"/>
+          <w:sz w:val="20"/>
+          <w:szCs w:val="20"/>
+        </w:rPr>
+        <w:t xml:space="preserve"> the re-establishment of McGill’s peer-reviewed, undergraduate math research journal</w:t>
       </w:r>
       <w:r>
         <w:rPr>
@@ -1275,275 +1370,6 @@
           <w:szCs w:val="20"/>
         </w:rPr>
         <w:t>.</w:t>
-      </w:r>
-      <w:r>
-        <w:rPr>
-          <w:rFonts w:ascii="Garamond" w:hAnsi="Garamond" w:cs="Times New Roman"/>
-          <w:sz w:val="20"/>
-          <w:szCs w:val="20"/>
-        </w:rPr>
-        <w:t xml:space="preserve"> </w:t>
-      </w:r>
-      <w:r>
-        <w:rPr>
-          <w:rFonts w:ascii="Garamond" w:hAnsi="Garamond" w:cs="Times New Roman"/>
-          <w:sz w:val="20"/>
-          <w:szCs w:val="20"/>
-        </w:rPr>
-        <w:t>Data is s</w:t>
-      </w:r>
-      <w:r>
-        <w:rPr>
-          <w:rFonts w:ascii="Garamond" w:hAnsi="Garamond" w:cs="Times New Roman"/>
-          <w:sz w:val="20"/>
-          <w:szCs w:val="20"/>
-        </w:rPr>
-        <w:t>ecure</w:t>
-      </w:r>
-      <w:r>
-        <w:rPr>
-          <w:rFonts w:ascii="Garamond" w:hAnsi="Garamond" w:cs="Times New Roman"/>
-          <w:sz w:val="20"/>
-          <w:szCs w:val="20"/>
-        </w:rPr>
-        <w:t>d</w:t>
-      </w:r>
-      <w:r>
-        <w:rPr>
-          <w:rFonts w:ascii="Garamond" w:hAnsi="Garamond" w:cs="Times New Roman"/>
-          <w:sz w:val="20"/>
-          <w:szCs w:val="20"/>
-        </w:rPr>
-        <w:t xml:space="preserve"> </w:t>
-      </w:r>
-      <w:r>
-        <w:rPr>
-          <w:rFonts w:ascii="Garamond" w:hAnsi="Garamond" w:cs="Times New Roman"/>
-          <w:sz w:val="20"/>
-          <w:szCs w:val="20"/>
-        </w:rPr>
-        <w:t>using</w:t>
-      </w:r>
-      <w:r>
-        <w:rPr>
-          <w:rFonts w:ascii="Garamond" w:hAnsi="Garamond" w:cs="Times New Roman"/>
-          <w:sz w:val="20"/>
-          <w:szCs w:val="20"/>
-        </w:rPr>
-        <w:t xml:space="preserve"> a </w:t>
-      </w:r>
-      <w:r>
-        <w:rPr>
-          <w:rFonts w:ascii="Garamond" w:hAnsi="Garamond" w:cs="Times New Roman"/>
-          <w:sz w:val="20"/>
-          <w:szCs w:val="20"/>
-        </w:rPr>
-        <w:t>client-side</w:t>
-      </w:r>
-      <w:r>
-        <w:rPr>
-          <w:rFonts w:ascii="Garamond" w:hAnsi="Garamond" w:cs="Times New Roman"/>
-          <w:sz w:val="20"/>
-          <w:szCs w:val="20"/>
-        </w:rPr>
-        <w:t>,</w:t>
-      </w:r>
-      <w:r>
-        <w:rPr>
-          <w:rFonts w:ascii="Garamond" w:hAnsi="Garamond" w:cs="Times New Roman"/>
-          <w:sz w:val="20"/>
-          <w:szCs w:val="20"/>
-        </w:rPr>
-        <w:t xml:space="preserve"> </w:t>
-      </w:r>
-      <w:r>
-        <w:rPr>
-          <w:rFonts w:ascii="Garamond" w:hAnsi="Garamond" w:cs="Times New Roman"/>
-          <w:sz w:val="20"/>
-          <w:szCs w:val="20"/>
-        </w:rPr>
-        <w:t>key wrapping</w:t>
-      </w:r>
-      <w:r>
-        <w:rPr>
-          <w:rFonts w:ascii="Garamond" w:hAnsi="Garamond" w:cs="Times New Roman"/>
-          <w:sz w:val="20"/>
-          <w:szCs w:val="20"/>
-        </w:rPr>
-        <w:t xml:space="preserve"> </w:t>
-      </w:r>
-      <w:r>
-        <w:rPr>
-          <w:rFonts w:ascii="Garamond" w:hAnsi="Garamond" w:cs="Times New Roman"/>
-          <w:sz w:val="20"/>
-          <w:szCs w:val="20"/>
-        </w:rPr>
-        <w:t>encryption</w:t>
-      </w:r>
-      <w:r>
-        <w:rPr>
-          <w:rFonts w:ascii="Garamond" w:hAnsi="Garamond" w:cs="Times New Roman"/>
-          <w:sz w:val="20"/>
-          <w:szCs w:val="20"/>
-        </w:rPr>
-        <w:t xml:space="preserve"> scheme</w:t>
-      </w:r>
-      <w:r>
-        <w:rPr>
-          <w:rFonts w:ascii="Garamond" w:hAnsi="Garamond" w:cs="Times New Roman"/>
-          <w:sz w:val="20"/>
-          <w:szCs w:val="20"/>
-        </w:rPr>
-        <w:t>.</w:t>
-      </w:r>
-      <w:r>
-        <w:rPr>
-          <w:rFonts w:ascii="Garamond" w:hAnsi="Garamond" w:cs="Times New Roman"/>
-          <w:sz w:val="20"/>
-          <w:szCs w:val="20"/>
-        </w:rPr>
-        <w:t xml:space="preserve"> </w:t>
-      </w:r>
-      <w:r>
-        <w:rPr>
-          <w:rFonts w:ascii="Garamond" w:hAnsi="Garamond" w:cs="Times New Roman"/>
-          <w:sz w:val="20"/>
-          <w:szCs w:val="20"/>
-        </w:rPr>
-        <w:t>The app</w:t>
-      </w:r>
-      <w:r>
-        <w:rPr>
-          <w:rFonts w:ascii="Garamond" w:hAnsi="Garamond" w:cs="Times New Roman"/>
-          <w:sz w:val="20"/>
-          <w:szCs w:val="20"/>
-        </w:rPr>
-        <w:t xml:space="preserve"> </w:t>
-      </w:r>
-      <w:r>
-        <w:rPr>
-          <w:rFonts w:ascii="Garamond" w:hAnsi="Garamond" w:cs="Times New Roman"/>
-          <w:sz w:val="20"/>
-          <w:szCs w:val="20"/>
-        </w:rPr>
-        <w:t xml:space="preserve">allows </w:t>
-      </w:r>
-      <w:r>
-        <w:rPr>
-          <w:rFonts w:ascii="Garamond" w:hAnsi="Garamond" w:cs="Times New Roman"/>
-          <w:sz w:val="20"/>
-          <w:szCs w:val="20"/>
-        </w:rPr>
-        <w:t xml:space="preserve">users to </w:t>
-      </w:r>
-      <w:r>
-        <w:rPr>
-          <w:rFonts w:ascii="Garamond" w:hAnsi="Garamond" w:cs="Times New Roman"/>
-          <w:sz w:val="20"/>
-          <w:szCs w:val="20"/>
-        </w:rPr>
-        <w:t xml:space="preserve">make accounts, create and customize calendars, and </w:t>
-      </w:r>
-      <w:r>
-        <w:rPr>
-          <w:rFonts w:ascii="Garamond" w:hAnsi="Garamond" w:cs="Times New Roman"/>
-          <w:sz w:val="20"/>
-          <w:szCs w:val="20"/>
-        </w:rPr>
-        <w:t>submit daily logs</w:t>
-      </w:r>
-      <w:r>
-        <w:rPr>
-          <w:rFonts w:ascii="Garamond" w:hAnsi="Garamond" w:cs="Times New Roman"/>
-          <w:sz w:val="20"/>
-          <w:szCs w:val="20"/>
-        </w:rPr>
-        <w:t>.</w:t>
-      </w:r>
-    </w:p>
-    <w:p>
-      <w:pPr>
-        <w:spacing w:line="120" w:lineRule="auto"/>
-        <w:rPr>
-          <w:rFonts w:ascii="Garamond" w:hAnsi="Garamond" w:cs="Times New Roman"/>
-          <w:b/>
-          <w:bCs/>
-          <w:sz w:val="20"/>
-          <w:szCs w:val="20"/>
-        </w:rPr>
-      </w:pPr>
-    </w:p>
-    <w:p>
-      <w:pPr>
-        <w:tabs>
-          <w:tab w:val="right" w:pos="10080"/>
-        </w:tabs>
-        <w:ind w:left="360"/>
-        <w:rPr>
-          <w:rFonts w:ascii="Garamond" w:hAnsi="Garamond" w:cs="Times New Roman"/>
-          <w:b/>
-          <w:bCs/>
-          <w:sz w:val="20"/>
-          <w:szCs w:val="20"/>
-        </w:rPr>
-      </w:pPr>
-      <w:r>
-        <w:rPr>
-          <w:rFonts w:ascii="Garamond" w:hAnsi="Garamond" w:cs="Times New Roman"/>
-          <w:b/>
-          <w:bCs/>
-          <w:sz w:val="20"/>
-          <w:szCs w:val="20"/>
-        </w:rPr>
-        <w:t xml:space="preserve">Honours </w:t>
-      </w:r>
-      <w:r>
-        <w:rPr>
-          <w:rFonts w:ascii="Garamond" w:hAnsi="Garamond" w:cs="Times New Roman"/>
-          <w:b/>
-          <w:bCs/>
-          <w:sz w:val="20"/>
-          <w:szCs w:val="20"/>
-        </w:rPr>
-        <w:t>Thesis</w:t>
-      </w:r>
-      <w:r>
-        <w:rPr>
-          <w:rFonts w:ascii="Garamond" w:hAnsi="Garamond" w:cs="Times New Roman"/>
-          <w:b/>
-          <w:bCs/>
-          <w:sz w:val="20"/>
-          <w:szCs w:val="20"/>
-        </w:rPr>
-        <w:t xml:space="preserve"> in Algebraic</w:t>
-      </w:r>
-      <w:r>
-        <w:rPr>
-          <w:rFonts w:ascii="Garamond" w:hAnsi="Garamond" w:cs="Times New Roman"/>
-          <w:b/>
-          <w:bCs/>
-          <w:sz w:val="20"/>
-          <w:szCs w:val="20"/>
-        </w:rPr>
-        <w:t xml:space="preserve"> Number Theory</w:t>
-      </w:r>
-      <w:r>
-        <w:rPr>
-          <w:rFonts w:ascii="Garamond" w:hAnsi="Garamond" w:cs="Times New Roman"/>
-          <w:b/>
-          <w:bCs/>
-          <w:sz w:val="20"/>
-          <w:szCs w:val="20"/>
-        </w:rPr>
-        <w:tab/>
-      </w:r>
-      <w:r>
-        <w:rPr>
-          <w:rFonts w:ascii="Garamond" w:hAnsi="Garamond" w:cs="Times New Roman"/>
-          <w:sz w:val="20"/>
-          <w:szCs w:val="20"/>
-        </w:rPr>
-        <w:t>05/2025 - 08/2025</w:t>
       </w:r>
     </w:p>
     <w:p>
@@ -1569,39 +1395,111 @@
           <w:sz w:val="20"/>
           <w:szCs w:val="20"/>
         </w:rPr>
-        <w:t>Researched</w:t>
-      </w:r>
-      <w:r>
-        <w:rPr>
-          <w:rFonts w:ascii="Garamond" w:hAnsi="Garamond" w:cs="Times New Roman"/>
-          <w:sz w:val="20"/>
-          <w:szCs w:val="20"/>
-        </w:rPr>
-        <w:t xml:space="preserve"> supersingular elliptic curve isogeny graphs</w:t>
-      </w:r>
-      <w:r>
-        <w:rPr>
-          <w:rFonts w:ascii="Garamond" w:hAnsi="Garamond" w:cs="Times New Roman"/>
-          <w:sz w:val="20"/>
-          <w:szCs w:val="20"/>
-        </w:rPr>
-        <w:t xml:space="preserve"> (SIGs)</w:t>
-      </w:r>
-      <w:r>
-        <w:rPr>
-          <w:rFonts w:ascii="Garamond" w:hAnsi="Garamond" w:cs="Times New Roman"/>
-          <w:sz w:val="20"/>
-          <w:szCs w:val="20"/>
-        </w:rPr>
-        <w:t xml:space="preserve"> over finite fields</w:t>
-      </w:r>
-      <w:r>
-        <w:rPr>
-          <w:rFonts w:ascii="Garamond" w:hAnsi="Garamond" w:cs="Times New Roman"/>
-          <w:sz w:val="20"/>
-          <w:szCs w:val="20"/>
-        </w:rPr>
-        <w:t xml:space="preserve"> and their applications to cryptography. </w:t>
+        <w:t>Recruited</w:t>
+      </w:r>
+      <w:r>
+        <w:rPr>
+          <w:rFonts w:ascii="Garamond" w:hAnsi="Garamond" w:cs="Times New Roman"/>
+          <w:sz w:val="20"/>
+          <w:szCs w:val="20"/>
+        </w:rPr>
+        <w:t xml:space="preserve"> and managed</w:t>
+      </w:r>
+      <w:r>
+        <w:rPr>
+          <w:rFonts w:ascii="Garamond" w:hAnsi="Garamond" w:cs="Times New Roman"/>
+          <w:sz w:val="20"/>
+          <w:szCs w:val="20"/>
+        </w:rPr>
+        <w:t xml:space="preserve"> editorial and </w:t>
+      </w:r>
+      <w:r>
+        <w:rPr>
+          <w:rFonts w:ascii="Garamond" w:hAnsi="Garamond" w:cs="Times New Roman"/>
+          <w:sz w:val="20"/>
+          <w:szCs w:val="20"/>
+        </w:rPr>
+        <w:t>peer</w:t>
+      </w:r>
+      <w:r>
+        <w:rPr>
+          <w:rFonts w:ascii="Garamond" w:hAnsi="Garamond" w:cs="Times New Roman"/>
+          <w:sz w:val="20"/>
+          <w:szCs w:val="20"/>
+        </w:rPr>
+        <w:t xml:space="preserve"> review teams, fundraised, and assisted in editing and publishing</w:t>
+      </w:r>
+      <w:r>
+        <w:rPr>
+          <w:rFonts w:ascii="Garamond" w:hAnsi="Garamond" w:cs="Times New Roman"/>
+          <w:sz w:val="20"/>
+          <w:szCs w:val="20"/>
+        </w:rPr>
+        <w:t>.</w:t>
+      </w:r>
+    </w:p>
+    <w:p>
+      <w:pPr>
+        <w:spacing w:line="120" w:lineRule="auto"/>
+        <w:ind w:left="180"/>
+        <w:rPr>
+          <w:rFonts w:ascii="Garamond" w:hAnsi="Garamond" w:cs="Times New Roman"/>
+          <w:b/>
+          <w:bCs/>
+          <w:sz w:val="20"/>
+          <w:szCs w:val="20"/>
+        </w:rPr>
+      </w:pPr>
+    </w:p>
+    <w:p>
+      <w:pPr>
+        <w:tabs>
+          <w:tab w:val="right" w:pos="10080"/>
+        </w:tabs>
+        <w:ind w:left="360"/>
+        <w:rPr>
+          <w:rFonts w:ascii="Garamond" w:hAnsi="Garamond" w:cs="Times New Roman"/>
+          <w:b/>
+          <w:bCs/>
+          <w:sz w:val="20"/>
+          <w:szCs w:val="20"/>
+        </w:rPr>
+      </w:pPr>
+      <w:r>
+        <w:rPr>
+          <w:rFonts w:ascii="Garamond" w:hAnsi="Garamond" w:cs="Times New Roman"/>
+          <w:b/>
+          <w:bCs/>
+          <w:sz w:val="20"/>
+          <w:szCs w:val="20"/>
+        </w:rPr>
+        <w:t>Mathematics Transcription</w:t>
+      </w:r>
+      <w:r>
+        <w:rPr>
+          <w:rFonts w:ascii="Garamond" w:hAnsi="Garamond" w:cs="Times New Roman"/>
+          <w:b/>
+          <w:bCs/>
+          <w:sz w:val="20"/>
+          <w:szCs w:val="20"/>
+        </w:rPr>
+        <w:tab/>
+      </w:r>
+      <w:r>
+        <w:rPr>
+          <w:rFonts w:ascii="Garamond" w:hAnsi="Garamond" w:cs="Times New Roman"/>
+          <w:sz w:val="20"/>
+          <w:szCs w:val="20"/>
+        </w:rPr>
+        <w:t xml:space="preserve">2023 - </w:t>
+      </w:r>
+      <w:r>
+        <w:rPr>
+          <w:rFonts w:ascii="Garamond" w:hAnsi="Garamond" w:cs="Times New Roman"/>
+          <w:sz w:val="20"/>
+          <w:szCs w:val="20"/>
+        </w:rPr>
+        <w:t>2026</w:t>
       </w:r>
     </w:p>
     <w:p>
@@ -1627,59 +1525,51 @@
           <w:sz w:val="20"/>
           <w:szCs w:val="20"/>
         </w:rPr>
-        <w:t>Implemented SIGs and</w:t>
-      </w:r>
-      <w:r>
-        <w:rPr>
-          <w:rFonts w:ascii="Garamond" w:hAnsi="Garamond" w:cs="Times New Roman"/>
-          <w:sz w:val="20"/>
-          <w:szCs w:val="20"/>
-        </w:rPr>
-        <w:t xml:space="preserve"> supersingular</w:t>
-      </w:r>
-      <w:r>
-        <w:rPr>
-          <w:rFonts w:ascii="Garamond" w:hAnsi="Garamond" w:cs="Times New Roman"/>
-          <w:sz w:val="20"/>
-          <w:szCs w:val="20"/>
-        </w:rPr>
-        <w:t xml:space="preserve"> </w:t>
-      </w:r>
-      <w:r>
-        <w:rPr>
-          <w:rFonts w:ascii="Garamond" w:hAnsi="Garamond" w:cs="Times New Roman"/>
-          <w:i/>
-          <w:iCs/>
-          <w:sz w:val="20"/>
-          <w:szCs w:val="20"/>
-        </w:rPr>
-        <w:t>j</w:t>
-      </w:r>
-      <w:r>
-        <w:rPr>
-          <w:rFonts w:ascii="Garamond" w:hAnsi="Garamond" w:cs="Times New Roman"/>
-          <w:sz w:val="20"/>
-          <w:szCs w:val="20"/>
-        </w:rPr>
-        <w:t>-invariant finders in Python, as well as a hash function based on traversals along SIG</w:t>
-      </w:r>
-      <w:r>
-        <w:rPr>
-          <w:rFonts w:ascii="Garamond" w:hAnsi="Garamond" w:cs="Times New Roman"/>
-          <w:sz w:val="20"/>
-          <w:szCs w:val="20"/>
-        </w:rPr>
-        <w:t xml:space="preserve">s, which </w:t>
-      </w:r>
-      <w:r>
-        <w:rPr>
-          <w:rFonts w:ascii="Garamond" w:hAnsi="Garamond" w:cs="Times New Roman"/>
-          <w:sz w:val="20"/>
-          <w:szCs w:val="20"/>
-        </w:rPr>
-        <w:t xml:space="preserve">may be used to encrypt messages. Report </w:t>
-      </w:r>
-      <w:hyperlink r:id="rId13" w:history="1">
+        <w:t xml:space="preserve">Typeset guides in linear algebra, probability, discrete math, group theory, and representation theory, among others, in LaTeX. </w:t>
+      </w:r>
+    </w:p>
+    <w:p>
+      <w:pPr>
+        <w:pStyle w:val="ListParagraph"/>
+        <w:numPr>
+          <w:ilvl w:val="0"/>
+          <w:numId w:val="1"/>
+        </w:numPr>
+        <w:tabs>
+          <w:tab w:val="right" w:pos="9360"/>
+        </w:tabs>
+        <w:ind w:hanging="180"/>
+        <w:rPr>
+          <w:rFonts w:ascii="Garamond" w:hAnsi="Garamond" w:cs="Times New Roman"/>
+          <w:sz w:val="20"/>
+          <w:szCs w:val="20"/>
+        </w:rPr>
+      </w:pPr>
+      <w:r>
+        <w:rPr>
+          <w:rFonts w:ascii="Garamond" w:hAnsi="Garamond" w:cs="Times New Roman"/>
+          <w:sz w:val="20"/>
+          <w:szCs w:val="20"/>
+        </w:rPr>
+        <w:t xml:space="preserve">Published by the McGill Society of </w:t>
+      </w:r>
+      <w:r>
+        <w:rPr>
+          <w:rFonts w:ascii="Garamond" w:hAnsi="Garamond" w:cs="Times New Roman"/>
+          <w:sz w:val="20"/>
+          <w:szCs w:val="20"/>
+        </w:rPr>
+        <w:t xml:space="preserve">Undergraduate </w:t>
+      </w:r>
+      <w:r>
+        <w:rPr>
+          <w:rFonts w:ascii="Garamond" w:hAnsi="Garamond" w:cs="Times New Roman"/>
+          <w:sz w:val="20"/>
+          <w:szCs w:val="20"/>
+        </w:rPr>
+        <w:t xml:space="preserve">Mathematics Students, with ~150 downloads per month. Example </w:t>
+      </w:r>
+      <w:hyperlink r:id="rId12" w:history="1">
         <w:r>
           <w:rPr>
             <w:rStyle w:val="Hyperlink"/>
@@ -1697,20 +1587,21 @@
           <w:sz w:val="20"/>
           <w:szCs w:val="20"/>
         </w:rPr>
-        <w:endnoteReference w:id="5"/>
-      </w:r>
-      <w:r>
-        <w:rPr>
-          <w:rFonts w:ascii="Garamond" w:hAnsi="Garamond" w:cs="Times New Roman"/>
-          <w:sz w:val="20"/>
-          <w:szCs w:val="20"/>
-        </w:rPr>
-        <w:t>. Mentored by Prof. Henri Darmon.</w:t>
+        <w:endnoteReference w:id="4"/>
+      </w:r>
+      <w:r>
+        <w:rPr>
+          <w:rFonts w:ascii="Garamond" w:hAnsi="Garamond" w:cs="Times New Roman"/>
+          <w:sz w:val="20"/>
+          <w:szCs w:val="20"/>
+        </w:rPr>
+        <w:t>.</w:t>
       </w:r>
     </w:p>
     <w:p>
       <w:pPr>
         <w:spacing w:line="120" w:lineRule="auto"/>
+        <w:ind w:left="180"/>
         <w:rPr>
           <w:rFonts w:ascii="Garamond" w:hAnsi="Garamond" w:cs="Times New Roman"/>
           <w:b/>
@@ -1742,7 +1633,17 @@
           <w:sz w:val="20"/>
           <w:szCs w:val="20"/>
         </w:rPr>
-        <w:t>Stable Matching Visualizer</w:t>
+        <w:t>GARCH and ARMA Risk Computation, Hosted by You</w:t>
+      </w:r>
+      <w:r>
+        <w:rPr>
+          <w:rFonts w:ascii="Garamond" w:hAnsi="Garamond" w:cs="Times New Roman"/>
+          <w:b/>
+          <w:bCs/>
+          <w:sz w:val="20"/>
+          <w:szCs w:val="20"/>
+        </w:rPr>
+        <w:t xml:space="preserve"> (GARCHY)</w:t>
       </w:r>
       <w:r>
         <w:rPr>
@@ -1760,7 +1661,7 @@
           <w:sz w:val="20"/>
           <w:szCs w:val="20"/>
         </w:rPr>
-        <w:t>07/2025</w:t>
+        <w:t>2026</w:t>
       </w:r>
     </w:p>
     <w:p>
@@ -1776,21 +1677,19 @@
         <w:ind w:hanging="180"/>
         <w:rPr>
           <w:rFonts w:ascii="Garamond" w:hAnsi="Garamond" w:cs="Times New Roman"/>
-          <w:b/>
-          <w:bCs/>
-          <w:sz w:val="20"/>
-          <w:szCs w:val="20"/>
-        </w:rPr>
-      </w:pPr>
-      <w:r>
-        <w:rPr>
-          <w:rFonts w:ascii="Garamond" w:hAnsi="Garamond" w:cs="Times New Roman"/>
-          <w:sz w:val="20"/>
-          <w:szCs w:val="20"/>
-        </w:rPr>
-        <w:t xml:space="preserve">Developed an </w:t>
-      </w:r>
-      <w:hyperlink r:id="rId14" w:history="1">
+          <w:sz w:val="20"/>
+          <w:szCs w:val="20"/>
+        </w:rPr>
+      </w:pPr>
+      <w:r>
+        <w:rPr>
+          <w:rFonts w:ascii="Garamond" w:hAnsi="Garamond" w:cs="Times New Roman"/>
+          <w:sz w:val="20"/>
+          <w:szCs w:val="20"/>
+        </w:rPr>
+        <w:t xml:space="preserve">Developed an educational, </w:t>
+      </w:r>
+      <w:hyperlink r:id="rId13" w:history="1">
         <w:r>
           <w:rPr>
             <w:rStyle w:val="Hyperlink"/>
@@ -1798,7 +1697,7 @@
             <w:sz w:val="20"/>
             <w:szCs w:val="20"/>
           </w:rPr>
-          <w:t>interactive simulator</w:t>
+          <w:t>web-based applet</w:t>
         </w:r>
       </w:hyperlink>
       <w:r>
@@ -1808,98 +1707,71 @@
           <w:sz w:val="20"/>
           <w:szCs w:val="20"/>
         </w:rPr>
-        <w:endnoteReference w:id="6"/>
-      </w:r>
-      <w:r>
-        <w:rPr>
-          <w:rFonts w:ascii="Garamond" w:hAnsi="Garamond" w:cs="Times New Roman"/>
-          <w:sz w:val="20"/>
-          <w:szCs w:val="20"/>
-        </w:rPr>
-        <w:t xml:space="preserve"> of the Gale-Shapley deferred acceptance algorithm</w:t>
-      </w:r>
-      <w:r>
-        <w:rPr>
-          <w:rFonts w:ascii="Garamond" w:hAnsi="Garamond" w:cs="Times New Roman"/>
-          <w:sz w:val="20"/>
-          <w:szCs w:val="20"/>
-        </w:rPr>
-        <w:t>,</w:t>
-      </w:r>
-      <w:r>
-        <w:rPr>
-          <w:rFonts w:ascii="Garamond" w:hAnsi="Garamond" w:cs="Times New Roman"/>
-          <w:sz w:val="20"/>
-          <w:szCs w:val="20"/>
-        </w:rPr>
-        <w:t xml:space="preserve"> in JavaScript.</w:t>
-      </w:r>
-    </w:p>
-    <w:p>
-      <w:pPr>
-        <w:spacing w:line="120" w:lineRule="auto"/>
-        <w:rPr>
-          <w:rFonts w:ascii="Garamond" w:hAnsi="Garamond" w:cs="Times New Roman"/>
-          <w:b/>
-          <w:bCs/>
-          <w:sz w:val="20"/>
-          <w:szCs w:val="20"/>
-        </w:rPr>
-      </w:pPr>
-    </w:p>
-    <w:p>
-      <w:pPr>
-        <w:tabs>
-          <w:tab w:val="right" w:pos="10080"/>
-        </w:tabs>
-        <w:ind w:left="360"/>
-        <w:rPr>
-          <w:rFonts w:ascii="Garamond" w:hAnsi="Garamond" w:cs="Times New Roman"/>
-          <w:b/>
-          <w:bCs/>
-          <w:sz w:val="20"/>
-          <w:szCs w:val="20"/>
-        </w:rPr>
-      </w:pPr>
-      <w:r>
-        <w:rPr>
-          <w:rFonts w:ascii="Garamond" w:hAnsi="Garamond" w:cs="Times New Roman"/>
-          <w:b/>
-          <w:bCs/>
-          <w:sz w:val="20"/>
-          <w:szCs w:val="20"/>
-        </w:rPr>
-        <w:t xml:space="preserve">Director of the </w:t>
-      </w:r>
-      <w:r>
-        <w:rPr>
-          <w:rFonts w:ascii="Garamond" w:hAnsi="Garamond" w:cs="Times New Roman"/>
-          <w:b/>
-          <w:bCs/>
-          <w:i/>
-          <w:iCs/>
-          <w:sz w:val="20"/>
-          <w:szCs w:val="20"/>
-        </w:rPr>
-        <w:t>McGill Undergraduate Mathematics Research Journal</w:t>
-      </w:r>
-      <w:r>
-        <w:rPr>
-          <w:rFonts w:ascii="Garamond" w:hAnsi="Garamond" w:cs="Times New Roman"/>
-          <w:b/>
-          <w:bCs/>
-          <w:sz w:val="20"/>
-          <w:szCs w:val="20"/>
-        </w:rPr>
-        <w:tab/>
-      </w:r>
-      <w:r>
-        <w:rPr>
-          <w:rFonts w:ascii="Garamond" w:hAnsi="Garamond" w:cs="Times New Roman"/>
-          <w:sz w:val="20"/>
-          <w:szCs w:val="20"/>
-        </w:rPr>
-        <w:t>08/2024 - 05/2025</w:t>
+        <w:endnoteReference w:id="5"/>
+      </w:r>
+      <w:r>
+        <w:rPr>
+          <w:rFonts w:ascii="Garamond" w:hAnsi="Garamond" w:cs="Times New Roman"/>
+          <w:sz w:val="20"/>
+          <w:szCs w:val="20"/>
+        </w:rPr>
+        <w:t xml:space="preserve"> that locally trains, evaluates, and </w:t>
+      </w:r>
+      <w:r>
+        <w:rPr>
+          <w:rFonts w:ascii="Garamond" w:hAnsi="Garamond" w:cs="Times New Roman"/>
+          <w:sz w:val="20"/>
+          <w:szCs w:val="20"/>
+        </w:rPr>
+        <w:t>simulates</w:t>
+      </w:r>
+      <w:r>
+        <w:rPr>
+          <w:rFonts w:ascii="Garamond" w:hAnsi="Garamond" w:cs="Times New Roman"/>
+          <w:sz w:val="20"/>
+          <w:szCs w:val="20"/>
+        </w:rPr>
+        <w:t xml:space="preserve"> </w:t>
+      </w:r>
+      <w:r>
+        <w:rPr>
+          <w:rFonts w:ascii="Garamond" w:hAnsi="Garamond" w:cs="Times New Roman"/>
+          <w:sz w:val="20"/>
+          <w:szCs w:val="20"/>
+        </w:rPr>
+        <w:t xml:space="preserve">user-specified ARMA-GARCH </w:t>
+      </w:r>
+      <w:r>
+        <w:rPr>
+          <w:rFonts w:ascii="Garamond" w:hAnsi="Garamond" w:cs="Times New Roman"/>
+          <w:sz w:val="20"/>
+          <w:szCs w:val="20"/>
+        </w:rPr>
+        <w:t>statistical models on custom stock portfolio</w:t>
+      </w:r>
+      <w:r>
+        <w:rPr>
+          <w:rFonts w:ascii="Garamond" w:hAnsi="Garamond" w:cs="Times New Roman"/>
+          <w:sz w:val="20"/>
+          <w:szCs w:val="20"/>
+        </w:rPr>
+        <w:t xml:space="preserve"> data. The models can be used to</w:t>
+      </w:r>
+      <w:r>
+        <w:rPr>
+          <w:rFonts w:ascii="Garamond" w:hAnsi="Garamond" w:cs="Times New Roman"/>
+          <w:sz w:val="20"/>
+          <w:szCs w:val="20"/>
+        </w:rPr>
+        <w:t xml:space="preserve"> forecast </w:t>
+      </w:r>
+      <w:r>
+        <w:rPr>
+          <w:rFonts w:ascii="Garamond" w:hAnsi="Garamond" w:cs="Times New Roman"/>
+          <w:sz w:val="20"/>
+          <w:szCs w:val="20"/>
+        </w:rPr>
+        <w:t>risk measures and volatility.</w:t>
       </w:r>
     </w:p>
     <w:p>
@@ -1925,151 +1797,23 @@
           <w:sz w:val="20"/>
           <w:szCs w:val="20"/>
         </w:rPr>
-        <w:t xml:space="preserve">Initiated and oversaw </w:t>
-      </w:r>
-      <w:r>
-        <w:rPr>
-          <w:rFonts w:ascii="Garamond" w:hAnsi="Garamond" w:cs="Times New Roman"/>
-          <w:sz w:val="20"/>
-          <w:szCs w:val="20"/>
-        </w:rPr>
-        <w:t xml:space="preserve">the </w:t>
-      </w:r>
-      <w:r>
-        <w:rPr>
-          <w:rFonts w:ascii="Garamond" w:hAnsi="Garamond" w:cs="Times New Roman"/>
-          <w:sz w:val="20"/>
-          <w:szCs w:val="20"/>
-        </w:rPr>
-        <w:t>re-</w:t>
-      </w:r>
-      <w:r>
-        <w:rPr>
-          <w:rFonts w:ascii="Garamond" w:hAnsi="Garamond" w:cs="Times New Roman"/>
-          <w:sz w:val="20"/>
-          <w:szCs w:val="20"/>
-        </w:rPr>
-        <w:t>establishment</w:t>
-      </w:r>
-      <w:r>
-        <w:rPr>
-          <w:rFonts w:ascii="Garamond" w:hAnsi="Garamond" w:cs="Times New Roman"/>
-          <w:sz w:val="20"/>
-          <w:szCs w:val="20"/>
-        </w:rPr>
-        <w:t xml:space="preserve"> </w:t>
-      </w:r>
-      <w:r>
-        <w:rPr>
-          <w:rFonts w:ascii="Garamond" w:hAnsi="Garamond" w:cs="Times New Roman"/>
-          <w:sz w:val="20"/>
-          <w:szCs w:val="20"/>
-        </w:rPr>
-        <w:t xml:space="preserve">of </w:t>
-      </w:r>
-      <w:r>
-        <w:rPr>
-          <w:rFonts w:ascii="Garamond" w:hAnsi="Garamond" w:cs="Times New Roman"/>
-          <w:sz w:val="20"/>
-          <w:szCs w:val="20"/>
-        </w:rPr>
-        <w:t xml:space="preserve">McGill’s </w:t>
-      </w:r>
-      <w:r>
-        <w:rPr>
-          <w:rFonts w:ascii="Garamond" w:hAnsi="Garamond" w:cs="Times New Roman"/>
-          <w:sz w:val="20"/>
-          <w:szCs w:val="20"/>
-        </w:rPr>
-        <w:t>peer-reviewed,</w:t>
-      </w:r>
-      <w:r>
-        <w:rPr>
-          <w:rFonts w:ascii="Garamond" w:hAnsi="Garamond" w:cs="Times New Roman"/>
-          <w:sz w:val="20"/>
-          <w:szCs w:val="20"/>
-        </w:rPr>
-        <w:t xml:space="preserve"> undergraduate</w:t>
-      </w:r>
-      <w:r>
-        <w:rPr>
-          <w:rFonts w:ascii="Garamond" w:hAnsi="Garamond" w:cs="Times New Roman"/>
-          <w:sz w:val="20"/>
-          <w:szCs w:val="20"/>
-        </w:rPr>
-        <w:t xml:space="preserve"> math</w:t>
-      </w:r>
-      <w:r>
-        <w:rPr>
-          <w:rFonts w:ascii="Garamond" w:hAnsi="Garamond" w:cs="Times New Roman"/>
-          <w:sz w:val="20"/>
-          <w:szCs w:val="20"/>
-        </w:rPr>
-        <w:t xml:space="preserve"> research journal, </w:t>
-      </w:r>
-      <w:r>
-        <w:rPr>
-          <w:rFonts w:ascii="Garamond" w:hAnsi="Garamond" w:cs="Times New Roman"/>
-          <w:sz w:val="20"/>
-          <w:szCs w:val="20"/>
-        </w:rPr>
-        <w:t xml:space="preserve">which has been </w:t>
-      </w:r>
-      <w:r>
-        <w:rPr>
-          <w:rFonts w:ascii="Garamond" w:hAnsi="Garamond" w:cs="Times New Roman"/>
-          <w:sz w:val="20"/>
-          <w:szCs w:val="20"/>
-        </w:rPr>
-        <w:t>inactive</w:t>
-      </w:r>
-      <w:r>
-        <w:rPr>
-          <w:rFonts w:ascii="Garamond" w:hAnsi="Garamond" w:cs="Times New Roman"/>
-          <w:sz w:val="20"/>
-          <w:szCs w:val="20"/>
-        </w:rPr>
-        <w:t xml:space="preserve"> since 2014.</w:t>
-      </w:r>
-      <w:r>
-        <w:rPr>
-          <w:rFonts w:ascii="Garamond" w:hAnsi="Garamond" w:cs="Times New Roman"/>
-          <w:sz w:val="20"/>
-          <w:szCs w:val="20"/>
-        </w:rPr>
-        <w:t xml:space="preserve"> </w:t>
-      </w:r>
-      <w:r>
-        <w:rPr>
-          <w:rFonts w:ascii="Garamond" w:hAnsi="Garamond" w:cs="Times New Roman"/>
-          <w:sz w:val="20"/>
-          <w:szCs w:val="20"/>
-        </w:rPr>
-        <w:t>Recruited editorial and grad student review team</w:t>
-      </w:r>
-      <w:r>
-        <w:rPr>
-          <w:rFonts w:ascii="Garamond" w:hAnsi="Garamond" w:cs="Times New Roman"/>
-          <w:sz w:val="20"/>
-          <w:szCs w:val="20"/>
-        </w:rPr>
-        <w:t>s</w:t>
-      </w:r>
-      <w:r>
-        <w:rPr>
-          <w:rFonts w:ascii="Garamond" w:hAnsi="Garamond" w:cs="Times New Roman"/>
-          <w:sz w:val="20"/>
-          <w:szCs w:val="20"/>
-        </w:rPr>
-        <w:t xml:space="preserve">, fundraised, and assisted in </w:t>
-      </w:r>
-      <w:r>
-        <w:rPr>
-          <w:rFonts w:ascii="Garamond" w:hAnsi="Garamond" w:cs="Times New Roman"/>
-          <w:sz w:val="20"/>
-          <w:szCs w:val="20"/>
-        </w:rPr>
-        <w:t>editing and publishing.</w:t>
+        <w:t>Tooltips and interactive charts aim to educate the user on</w:t>
+      </w:r>
+      <w:r>
+        <w:rPr>
+          <w:rFonts w:ascii="Garamond" w:hAnsi="Garamond" w:cs="Times New Roman"/>
+          <w:sz w:val="20"/>
+          <w:szCs w:val="20"/>
+        </w:rPr>
+        <w:t xml:space="preserve"> model dynamics, performance, and risk estimation</w:t>
+      </w:r>
+      <w:r>
+        <w:rPr>
+          <w:rFonts w:ascii="Garamond" w:hAnsi="Garamond" w:cs="Times New Roman"/>
+          <w:sz w:val="20"/>
+          <w:szCs w:val="20"/>
+        </w:rPr>
+        <w:t xml:space="preserve">. </w:t>
       </w:r>
     </w:p>
     <w:p>
@@ -2106,27 +1850,27 @@
           <w:sz w:val="20"/>
           <w:szCs w:val="20"/>
         </w:rPr>
-        <w:t>Virtual</w:t>
-      </w:r>
-      <w:r>
-        <w:rPr>
-          <w:rFonts w:ascii="Garamond" w:hAnsi="Garamond" w:cs="Times New Roman"/>
-          <w:b/>
-          <w:bCs/>
-          <w:sz w:val="20"/>
-          <w:szCs w:val="20"/>
-        </w:rPr>
-        <w:t xml:space="preserve"> Musical</w:t>
-      </w:r>
-      <w:r>
-        <w:rPr>
-          <w:rFonts w:ascii="Garamond" w:hAnsi="Garamond" w:cs="Times New Roman"/>
-          <w:b/>
-          <w:bCs/>
-          <w:sz w:val="20"/>
-          <w:szCs w:val="20"/>
-        </w:rPr>
-        <w:t xml:space="preserve"> Instrument Development</w:t>
+        <w:t xml:space="preserve">Honours </w:t>
+      </w:r>
+      <w:r>
+        <w:rPr>
+          <w:rFonts w:ascii="Garamond" w:hAnsi="Garamond" w:cs="Times New Roman"/>
+          <w:b/>
+          <w:bCs/>
+          <w:sz w:val="20"/>
+          <w:szCs w:val="20"/>
+        </w:rPr>
+        <w:t xml:space="preserve">Undergraduate </w:t>
+      </w:r>
+      <w:r>
+        <w:rPr>
+          <w:rFonts w:ascii="Garamond" w:hAnsi="Garamond" w:cs="Times New Roman"/>
+          <w:b/>
+          <w:bCs/>
+          <w:sz w:val="20"/>
+          <w:szCs w:val="20"/>
+        </w:rPr>
+        <w:t>Thesis</w:t>
       </w:r>
       <w:r>
         <w:rPr>
@@ -2144,7 +1888,7 @@
           <w:sz w:val="20"/>
           <w:szCs w:val="20"/>
         </w:rPr>
-        <w:t>12/2024 - 01/2025</w:t>
+        <w:t>2025</w:t>
       </w:r>
     </w:p>
     <w:p>
@@ -2170,47 +1914,39 @@
           <w:sz w:val="20"/>
           <w:szCs w:val="20"/>
         </w:rPr>
-        <w:t xml:space="preserve">Developed a VST/AU virtual </w:t>
-      </w:r>
-      <w:r>
-        <w:rPr>
-          <w:rFonts w:ascii="Garamond" w:hAnsi="Garamond" w:cs="Times New Roman"/>
-          <w:sz w:val="20"/>
-          <w:szCs w:val="20"/>
-        </w:rPr>
-        <w:t xml:space="preserve">musical </w:t>
-      </w:r>
-      <w:r>
-        <w:rPr>
-          <w:rFonts w:ascii="Garamond" w:hAnsi="Garamond" w:cs="Times New Roman"/>
-          <w:sz w:val="20"/>
-          <w:szCs w:val="20"/>
-        </w:rPr>
-        <w:t xml:space="preserve">instrument based on </w:t>
-      </w:r>
-      <w:r>
-        <w:rPr>
-          <w:rFonts w:ascii="Garamond" w:hAnsi="Garamond" w:cs="Times New Roman"/>
-          <w:sz w:val="20"/>
-          <w:szCs w:val="20"/>
-        </w:rPr>
-        <w:t xml:space="preserve">over </w:t>
-      </w:r>
-      <w:r>
-        <w:rPr>
-          <w:rFonts w:ascii="Garamond" w:hAnsi="Garamond" w:cs="Times New Roman"/>
-          <w:sz w:val="20"/>
-          <w:szCs w:val="20"/>
-        </w:rPr>
-        <w:t>350 self-recorded clips of a Steinway Model B</w:t>
-      </w:r>
-      <w:r>
-        <w:rPr>
-          <w:rFonts w:ascii="Garamond" w:hAnsi="Garamond" w:cs="Times New Roman"/>
-          <w:sz w:val="20"/>
-          <w:szCs w:val="20"/>
-        </w:rPr>
-        <w:t>.</w:t>
+        <w:t>Researched</w:t>
+      </w:r>
+      <w:r>
+        <w:rPr>
+          <w:rFonts w:ascii="Garamond" w:hAnsi="Garamond" w:cs="Times New Roman"/>
+          <w:sz w:val="20"/>
+          <w:szCs w:val="20"/>
+        </w:rPr>
+        <w:t xml:space="preserve"> supersingular elliptic curve isogeny graphs</w:t>
+      </w:r>
+      <w:r>
+        <w:rPr>
+          <w:rFonts w:ascii="Garamond" w:hAnsi="Garamond" w:cs="Times New Roman"/>
+          <w:sz w:val="20"/>
+          <w:szCs w:val="20"/>
+        </w:rPr>
+        <w:t xml:space="preserve"> (SIGs)</w:t>
+      </w:r>
+      <w:r>
+        <w:rPr>
+          <w:rFonts w:ascii="Garamond" w:hAnsi="Garamond" w:cs="Times New Roman"/>
+          <w:sz w:val="20"/>
+          <w:szCs w:val="20"/>
+        </w:rPr>
+        <w:t xml:space="preserve"> over finite fields</w:t>
+      </w:r>
+      <w:r>
+        <w:rPr>
+          <w:rFonts w:ascii="Garamond" w:hAnsi="Garamond" w:cs="Times New Roman"/>
+          <w:sz w:val="20"/>
+          <w:szCs w:val="20"/>
+        </w:rPr>
+        <w:t xml:space="preserve"> and their applications to cryptography.</w:t>
       </w:r>
     </w:p>
     <w:p>
@@ -2236,145 +1972,65 @@
           <w:sz w:val="20"/>
           <w:szCs w:val="20"/>
         </w:rPr>
-        <w:t xml:space="preserve">Build in C++ </w:t>
-      </w:r>
-      <w:r>
-        <w:rPr>
-          <w:rFonts w:ascii="Garamond" w:hAnsi="Garamond" w:cs="Times New Roman"/>
-          <w:sz w:val="20"/>
-          <w:szCs w:val="20"/>
-        </w:rPr>
-        <w:t xml:space="preserve">with 4 channels of audio. </w:t>
-      </w:r>
-      <w:r>
-        <w:rPr>
-          <w:rFonts w:ascii="Garamond" w:hAnsi="Garamond" w:cs="Times New Roman"/>
-          <w:sz w:val="20"/>
-          <w:szCs w:val="20"/>
-        </w:rPr>
-        <w:t xml:space="preserve">Implemented adjustable </w:t>
-      </w:r>
-      <w:r>
-        <w:rPr>
-          <w:rFonts w:ascii="Garamond" w:hAnsi="Garamond" w:cs="Times New Roman"/>
-          <w:sz w:val="20"/>
-          <w:szCs w:val="20"/>
-        </w:rPr>
-        <w:t>a</w:t>
-      </w:r>
-      <w:r>
-        <w:rPr>
-          <w:rFonts w:ascii="Garamond" w:hAnsi="Garamond" w:cs="Times New Roman"/>
-          <w:sz w:val="20"/>
-          <w:szCs w:val="20"/>
-        </w:rPr>
-        <w:t xml:space="preserve">ttack, </w:t>
-      </w:r>
-      <w:r>
-        <w:rPr>
-          <w:rFonts w:ascii="Garamond" w:hAnsi="Garamond" w:cs="Times New Roman"/>
-          <w:sz w:val="20"/>
-          <w:szCs w:val="20"/>
-        </w:rPr>
-        <w:t>d</w:t>
-      </w:r>
-      <w:r>
-        <w:rPr>
-          <w:rFonts w:ascii="Garamond" w:hAnsi="Garamond" w:cs="Times New Roman"/>
-          <w:sz w:val="20"/>
-          <w:szCs w:val="20"/>
-        </w:rPr>
-        <w:t xml:space="preserve">ecay, </w:t>
-      </w:r>
-      <w:r>
-        <w:rPr>
-          <w:rFonts w:ascii="Garamond" w:hAnsi="Garamond" w:cs="Times New Roman"/>
-          <w:sz w:val="20"/>
-          <w:szCs w:val="20"/>
-        </w:rPr>
-        <w:t>s</w:t>
-      </w:r>
-      <w:r>
-        <w:rPr>
-          <w:rFonts w:ascii="Garamond" w:hAnsi="Garamond" w:cs="Times New Roman"/>
-          <w:sz w:val="20"/>
-          <w:szCs w:val="20"/>
-        </w:rPr>
-        <w:t xml:space="preserve">ustain, and </w:t>
-      </w:r>
-      <w:r>
-        <w:rPr>
-          <w:rFonts w:ascii="Garamond" w:hAnsi="Garamond" w:cs="Times New Roman"/>
-          <w:sz w:val="20"/>
-          <w:szCs w:val="20"/>
-        </w:rPr>
-        <w:t>r</w:t>
-      </w:r>
-      <w:r>
-        <w:rPr>
-          <w:rFonts w:ascii="Garamond" w:hAnsi="Garamond" w:cs="Times New Roman"/>
-          <w:sz w:val="20"/>
-          <w:szCs w:val="20"/>
-        </w:rPr>
-        <w:t>elease parameters</w:t>
-      </w:r>
-      <w:r>
-        <w:rPr>
-          <w:rFonts w:ascii="Garamond" w:hAnsi="Garamond" w:cs="Times New Roman"/>
-          <w:sz w:val="20"/>
-          <w:szCs w:val="20"/>
-        </w:rPr>
-        <w:t xml:space="preserve"> and velocity-based sample selection. Users can</w:t>
-      </w:r>
-      <w:r>
-        <w:rPr>
-          <w:rFonts w:ascii="Garamond" w:hAnsi="Garamond" w:cs="Times New Roman"/>
-          <w:sz w:val="20"/>
-          <w:szCs w:val="20"/>
-        </w:rPr>
-        <w:t xml:space="preserve"> play live </w:t>
-      </w:r>
-      <w:r>
-        <w:rPr>
-          <w:rFonts w:ascii="Garamond" w:hAnsi="Garamond" w:cs="Times New Roman"/>
-          <w:sz w:val="20"/>
-          <w:szCs w:val="20"/>
-        </w:rPr>
-        <w:t xml:space="preserve">or recorded </w:t>
-      </w:r>
-      <w:r>
-        <w:rPr>
-          <w:rFonts w:ascii="Garamond" w:hAnsi="Garamond" w:cs="Times New Roman"/>
-          <w:sz w:val="20"/>
-          <w:szCs w:val="20"/>
-        </w:rPr>
-        <w:t xml:space="preserve">music </w:t>
-      </w:r>
-      <w:r>
-        <w:rPr>
-          <w:rFonts w:ascii="Garamond" w:hAnsi="Garamond" w:cs="Times New Roman"/>
-          <w:sz w:val="20"/>
-          <w:szCs w:val="20"/>
-        </w:rPr>
-        <w:t xml:space="preserve">using a </w:t>
-      </w:r>
-      <w:r>
-        <w:rPr>
-          <w:rFonts w:ascii="Garamond" w:hAnsi="Garamond" w:cs="Times New Roman"/>
-          <w:sz w:val="20"/>
-          <w:szCs w:val="20"/>
-        </w:rPr>
-        <w:t xml:space="preserve">piano </w:t>
-      </w:r>
-      <w:r>
-        <w:rPr>
-          <w:rFonts w:ascii="Garamond" w:hAnsi="Garamond" w:cs="Times New Roman"/>
-          <w:sz w:val="20"/>
-          <w:szCs w:val="20"/>
-        </w:rPr>
-        <w:t xml:space="preserve">keyboard controller. Link </w:t>
-      </w:r>
-      <w:hyperlink r:id="rId15" w:history="1">
+        <w:t xml:space="preserve">Implemented </w:t>
+      </w:r>
+      <w:r>
+        <w:rPr>
+          <w:rFonts w:ascii="Garamond" w:hAnsi="Garamond" w:cs="Times New Roman"/>
+          <w:sz w:val="20"/>
+          <w:szCs w:val="20"/>
+        </w:rPr>
+        <w:t xml:space="preserve">SIGs and their underlying algebraic structures </w:t>
+      </w:r>
+      <w:r>
+        <w:rPr>
+          <w:rFonts w:ascii="Garamond" w:hAnsi="Garamond" w:cs="Times New Roman"/>
+          <w:sz w:val="20"/>
+          <w:szCs w:val="20"/>
+        </w:rPr>
+        <w:t>in Python, as well as a hash function based on</w:t>
+      </w:r>
+      <w:r>
+        <w:rPr>
+          <w:rFonts w:ascii="Garamond" w:hAnsi="Garamond" w:cs="Times New Roman"/>
+          <w:sz w:val="20"/>
+          <w:szCs w:val="20"/>
+        </w:rPr>
+        <w:t xml:space="preserve"> graph</w:t>
+      </w:r>
+      <w:r>
+        <w:rPr>
+          <w:rFonts w:ascii="Garamond" w:hAnsi="Garamond" w:cs="Times New Roman"/>
+          <w:sz w:val="20"/>
+          <w:szCs w:val="20"/>
+        </w:rPr>
+        <w:t xml:space="preserve"> traversals</w:t>
+      </w:r>
+      <w:r>
+        <w:rPr>
+          <w:rFonts w:ascii="Garamond" w:hAnsi="Garamond" w:cs="Times New Roman"/>
+          <w:sz w:val="20"/>
+          <w:szCs w:val="20"/>
+        </w:rPr>
+        <w:t xml:space="preserve">, which </w:t>
+      </w:r>
+      <w:r>
+        <w:rPr>
+          <w:rFonts w:ascii="Garamond" w:hAnsi="Garamond" w:cs="Times New Roman"/>
+          <w:sz w:val="20"/>
+          <w:szCs w:val="20"/>
+        </w:rPr>
+        <w:t xml:space="preserve">may be used to encrypt messages. </w:t>
+      </w:r>
+      <w:r>
+        <w:rPr>
+          <w:rFonts w:ascii="Garamond" w:hAnsi="Garamond" w:cs="Times New Roman"/>
+          <w:sz w:val="20"/>
+          <w:szCs w:val="20"/>
+        </w:rPr>
+        <w:t xml:space="preserve">Report </w:t>
+      </w:r>
+      <w:hyperlink r:id="rId14" w:history="1">
         <w:r>
           <w:rPr>
             <w:rStyle w:val="Hyperlink"/>
@@ -2392,15 +2048,15 @@
           <w:sz w:val="20"/>
           <w:szCs w:val="20"/>
         </w:rPr>
-        <w:endnoteReference w:id="7"/>
-      </w:r>
-      <w:r>
-        <w:rPr>
-          <w:rFonts w:ascii="Garamond" w:hAnsi="Garamond" w:cs="Times New Roman"/>
-          <w:sz w:val="20"/>
-          <w:szCs w:val="20"/>
-        </w:rPr>
-        <w:t>.</w:t>
+        <w:endnoteReference w:id="6"/>
+      </w:r>
+      <w:r>
+        <w:rPr>
+          <w:rFonts w:ascii="Garamond" w:hAnsi="Garamond" w:cs="Times New Roman"/>
+          <w:sz w:val="20"/>
+          <w:szCs w:val="20"/>
+        </w:rPr>
+        <w:t>. Mentored by Prof. Henri Darmon.</w:t>
       </w:r>
     </w:p>
     <w:p>
@@ -2439,27 +2095,7 @@
           <w:sz w:val="20"/>
           <w:szCs w:val="20"/>
         </w:rPr>
-        <w:t>Math</w:t>
-      </w:r>
-      <w:r>
-        <w:rPr>
-          <w:rFonts w:ascii="Garamond" w:hAnsi="Garamond" w:cs="Times New Roman"/>
-          <w:b/>
-          <w:bCs/>
-          <w:sz w:val="20"/>
-          <w:szCs w:val="20"/>
-        </w:rPr>
-        <w:t xml:space="preserve"> Transcription</w:t>
-      </w:r>
-      <w:r>
-        <w:rPr>
-          <w:rFonts w:ascii="Garamond" w:hAnsi="Garamond" w:cs="Times New Roman"/>
-          <w:b/>
-          <w:bCs/>
-          <w:sz w:val="20"/>
-          <w:szCs w:val="20"/>
-        </w:rPr>
-        <w:t>s</w:t>
+        <w:t>Yet Another, Yet Another Curta Simulator (YAYACS)</w:t>
       </w:r>
       <w:r>
         <w:rPr>
@@ -2477,7 +2113,7 @@
           <w:sz w:val="20"/>
           <w:szCs w:val="20"/>
         </w:rPr>
-        <w:t>01/2023 - present</w:t>
+        <w:t>2025</w:t>
       </w:r>
     </w:p>
     <w:p>
@@ -2503,7 +2139,15 @@
           <w:sz w:val="20"/>
           <w:szCs w:val="20"/>
         </w:rPr>
-        <w:t>Typeset</w:t>
+        <w:t>Developed a</w:t>
+      </w:r>
+      <w:r>
+        <w:rPr>
+          <w:rFonts w:ascii="Garamond" w:hAnsi="Garamond" w:cs="Times New Roman"/>
+          <w:sz w:val="20"/>
+          <w:szCs w:val="20"/>
+        </w:rPr>
+        <w:t>n</w:t>
       </w:r>
       <w:r>
         <w:rPr>
@@ -2513,37 +2157,140 @@
         </w:rPr>
         <w:t xml:space="preserve"> </w:t>
       </w:r>
-      <w:r>
-        <w:rPr>
-          <w:rFonts w:ascii="Garamond" w:hAnsi="Garamond" w:cs="Times New Roman"/>
-          <w:sz w:val="20"/>
-          <w:szCs w:val="20"/>
-        </w:rPr>
-        <w:t xml:space="preserve">guides </w:t>
-      </w:r>
-      <w:r>
-        <w:rPr>
-          <w:rFonts w:ascii="Garamond" w:hAnsi="Garamond" w:cs="Times New Roman"/>
-          <w:sz w:val="20"/>
-          <w:szCs w:val="20"/>
-        </w:rPr>
-        <w:t xml:space="preserve">in linear algebra, probability, discrete math, group theory, and </w:t>
-      </w:r>
-      <w:r>
-        <w:rPr>
-          <w:rFonts w:ascii="Garamond" w:hAnsi="Garamond" w:cs="Times New Roman"/>
-          <w:sz w:val="20"/>
-          <w:szCs w:val="20"/>
-        </w:rPr>
-        <w:t>representation</w:t>
-      </w:r>
-      <w:r>
-        <w:rPr>
-          <w:rFonts w:ascii="Garamond" w:hAnsi="Garamond" w:cs="Times New Roman"/>
-          <w:sz w:val="20"/>
-          <w:szCs w:val="20"/>
-        </w:rPr>
-        <w:t xml:space="preserve"> theory, among others, in LaTeX. </w:t>
+      <w:hyperlink r:id="rId15" w:history="1">
+        <w:r>
+          <w:rPr>
+            <w:rStyle w:val="Hyperlink"/>
+            <w:rFonts w:ascii="Garamond" w:hAnsi="Garamond" w:cs="Times New Roman"/>
+            <w:sz w:val="20"/>
+            <w:szCs w:val="20"/>
+          </w:rPr>
+          <w:t>emulator</w:t>
+        </w:r>
+      </w:hyperlink>
+      <w:r>
+        <w:rPr>
+          <w:rStyle w:val="EndnoteReference"/>
+          <w:rFonts w:ascii="Garamond" w:hAnsi="Garamond" w:cs="Times New Roman"/>
+          <w:sz w:val="20"/>
+          <w:szCs w:val="20"/>
+        </w:rPr>
+        <w:endnoteReference w:id="7"/>
+      </w:r>
+      <w:r>
+        <w:rPr>
+          <w:rFonts w:ascii="Garamond" w:hAnsi="Garamond" w:cs="Times New Roman"/>
+          <w:sz w:val="20"/>
+          <w:szCs w:val="20"/>
+        </w:rPr>
+        <w:t xml:space="preserve"> of a Curta </w:t>
+      </w:r>
+      <w:r>
+        <w:rPr>
+          <w:rFonts w:ascii="Garamond" w:hAnsi="Garamond" w:cs="Times New Roman"/>
+          <w:sz w:val="20"/>
+          <w:szCs w:val="20"/>
+        </w:rPr>
+        <w:t xml:space="preserve">Type I </w:t>
+      </w:r>
+      <w:r>
+        <w:rPr>
+          <w:rFonts w:ascii="Garamond" w:hAnsi="Garamond" w:cs="Times New Roman"/>
+          <w:sz w:val="20"/>
+          <w:szCs w:val="20"/>
+        </w:rPr>
+        <w:t>mechanical calculator</w:t>
+      </w:r>
+      <w:r>
+        <w:rPr>
+          <w:rFonts w:ascii="Garamond" w:hAnsi="Garamond" w:cs="Times New Roman"/>
+          <w:sz w:val="20"/>
+          <w:szCs w:val="20"/>
+        </w:rPr>
+        <w:t xml:space="preserve">, with integer equation parsing and execution. </w:t>
+      </w:r>
+    </w:p>
+    <w:p>
+      <w:pPr>
+        <w:spacing w:line="120" w:lineRule="auto"/>
+        <w:rPr>
+          <w:rFonts w:ascii="Garamond" w:hAnsi="Garamond" w:cs="Times New Roman"/>
+          <w:b/>
+          <w:bCs/>
+          <w:sz w:val="20"/>
+          <w:szCs w:val="20"/>
+        </w:rPr>
+      </w:pPr>
+    </w:p>
+    <w:p>
+      <w:pPr>
+        <w:tabs>
+          <w:tab w:val="right" w:pos="10080"/>
+        </w:tabs>
+        <w:ind w:left="360"/>
+        <w:rPr>
+          <w:rFonts w:ascii="Garamond" w:hAnsi="Garamond" w:cs="Times New Roman"/>
+          <w:b/>
+          <w:bCs/>
+          <w:sz w:val="20"/>
+          <w:szCs w:val="20"/>
+        </w:rPr>
+      </w:pPr>
+      <w:r>
+        <w:rPr>
+          <w:rFonts w:ascii="Garamond" w:hAnsi="Garamond" w:cs="Times New Roman"/>
+          <w:b/>
+          <w:bCs/>
+          <w:sz w:val="20"/>
+          <w:szCs w:val="20"/>
+        </w:rPr>
+        <w:t>Virtual</w:t>
+      </w:r>
+      <w:r>
+        <w:rPr>
+          <w:rFonts w:ascii="Garamond" w:hAnsi="Garamond" w:cs="Times New Roman"/>
+          <w:b/>
+          <w:bCs/>
+          <w:sz w:val="20"/>
+          <w:szCs w:val="20"/>
+        </w:rPr>
+        <w:t xml:space="preserve"> Musical</w:t>
+      </w:r>
+      <w:r>
+        <w:rPr>
+          <w:rFonts w:ascii="Garamond" w:hAnsi="Garamond" w:cs="Times New Roman"/>
+          <w:b/>
+          <w:bCs/>
+          <w:sz w:val="20"/>
+          <w:szCs w:val="20"/>
+        </w:rPr>
+        <w:t xml:space="preserve"> Instrument Development</w:t>
+      </w:r>
+      <w:r>
+        <w:rPr>
+          <w:rFonts w:ascii="Garamond" w:hAnsi="Garamond" w:cs="Times New Roman"/>
+          <w:b/>
+          <w:bCs/>
+          <w:sz w:val="20"/>
+          <w:szCs w:val="20"/>
+        </w:rPr>
+        <w:tab/>
+      </w:r>
+      <w:r>
+        <w:rPr>
+          <w:rFonts w:ascii="Garamond" w:hAnsi="Garamond" w:cs="Times New Roman"/>
+          <w:sz w:val="20"/>
+          <w:szCs w:val="20"/>
+        </w:rPr>
+        <w:t>202</w:t>
+      </w:r>
+      <w:r>
+        <w:rPr>
+          <w:rFonts w:ascii="Garamond" w:hAnsi="Garamond" w:cs="Times New Roman"/>
+          <w:sz w:val="20"/>
+          <w:szCs w:val="20"/>
+        </w:rPr>
+        <w:t>4</w:t>
       </w:r>
     </w:p>
     <w:p>
@@ -2569,7 +2316,209 @@
           <w:sz w:val="20"/>
           <w:szCs w:val="20"/>
         </w:rPr>
-        <w:t xml:space="preserve">~150 downloads per month by students. Example </w:t>
+        <w:t xml:space="preserve">Developed a VST/AU virtual </w:t>
+      </w:r>
+      <w:r>
+        <w:rPr>
+          <w:rFonts w:ascii="Garamond" w:hAnsi="Garamond" w:cs="Times New Roman"/>
+          <w:sz w:val="20"/>
+          <w:szCs w:val="20"/>
+        </w:rPr>
+        <w:t xml:space="preserve">musical </w:t>
+      </w:r>
+      <w:r>
+        <w:rPr>
+          <w:rFonts w:ascii="Garamond" w:hAnsi="Garamond" w:cs="Times New Roman"/>
+          <w:sz w:val="20"/>
+          <w:szCs w:val="20"/>
+        </w:rPr>
+        <w:t xml:space="preserve">instrument based on </w:t>
+      </w:r>
+      <w:r>
+        <w:rPr>
+          <w:rFonts w:ascii="Garamond" w:hAnsi="Garamond" w:cs="Times New Roman"/>
+          <w:sz w:val="20"/>
+          <w:szCs w:val="20"/>
+        </w:rPr>
+        <w:t xml:space="preserve">over </w:t>
+      </w:r>
+      <w:r>
+        <w:rPr>
+          <w:rFonts w:ascii="Garamond" w:hAnsi="Garamond" w:cs="Times New Roman"/>
+          <w:sz w:val="20"/>
+          <w:szCs w:val="20"/>
+        </w:rPr>
+        <w:t>350 self-recorded clips of a Steinway Model B</w:t>
+      </w:r>
+      <w:r>
+        <w:rPr>
+          <w:rFonts w:ascii="Garamond" w:hAnsi="Garamond" w:cs="Times New Roman"/>
+          <w:sz w:val="20"/>
+          <w:szCs w:val="20"/>
+        </w:rPr>
+        <w:t>.</w:t>
+      </w:r>
+    </w:p>
+    <w:p>
+      <w:pPr>
+        <w:pStyle w:val="ListParagraph"/>
+        <w:numPr>
+          <w:ilvl w:val="0"/>
+          <w:numId w:val="1"/>
+        </w:numPr>
+        <w:tabs>
+          <w:tab w:val="right" w:pos="9360"/>
+        </w:tabs>
+        <w:ind w:hanging="180"/>
+        <w:rPr>
+          <w:rFonts w:ascii="Garamond" w:hAnsi="Garamond" w:cs="Times New Roman"/>
+          <w:sz w:val="20"/>
+          <w:szCs w:val="20"/>
+        </w:rPr>
+      </w:pPr>
+      <w:r>
+        <w:rPr>
+          <w:rFonts w:ascii="Garamond" w:hAnsi="Garamond" w:cs="Times New Roman"/>
+          <w:sz w:val="20"/>
+          <w:szCs w:val="20"/>
+        </w:rPr>
+        <w:t xml:space="preserve">Build in C++ </w:t>
+      </w:r>
+      <w:r>
+        <w:rPr>
+          <w:rFonts w:ascii="Garamond" w:hAnsi="Garamond" w:cs="Times New Roman"/>
+          <w:sz w:val="20"/>
+          <w:szCs w:val="20"/>
+        </w:rPr>
+        <w:t xml:space="preserve">with 4 channels of audio. </w:t>
+      </w:r>
+      <w:r>
+        <w:rPr>
+          <w:rFonts w:ascii="Garamond" w:hAnsi="Garamond" w:cs="Times New Roman"/>
+          <w:sz w:val="20"/>
+          <w:szCs w:val="20"/>
+        </w:rPr>
+        <w:t xml:space="preserve">Implemented adjustable </w:t>
+      </w:r>
+      <w:r>
+        <w:rPr>
+          <w:rFonts w:ascii="Garamond" w:hAnsi="Garamond" w:cs="Times New Roman"/>
+          <w:sz w:val="20"/>
+          <w:szCs w:val="20"/>
+        </w:rPr>
+        <w:t>a</w:t>
+      </w:r>
+      <w:r>
+        <w:rPr>
+          <w:rFonts w:ascii="Garamond" w:hAnsi="Garamond" w:cs="Times New Roman"/>
+          <w:sz w:val="20"/>
+          <w:szCs w:val="20"/>
+        </w:rPr>
+        <w:t xml:space="preserve">ttack, </w:t>
+      </w:r>
+      <w:r>
+        <w:rPr>
+          <w:rFonts w:ascii="Garamond" w:hAnsi="Garamond" w:cs="Times New Roman"/>
+          <w:sz w:val="20"/>
+          <w:szCs w:val="20"/>
+        </w:rPr>
+        <w:t>d</w:t>
+      </w:r>
+      <w:r>
+        <w:rPr>
+          <w:rFonts w:ascii="Garamond" w:hAnsi="Garamond" w:cs="Times New Roman"/>
+          <w:sz w:val="20"/>
+          <w:szCs w:val="20"/>
+        </w:rPr>
+        <w:t xml:space="preserve">ecay, </w:t>
+      </w:r>
+      <w:r>
+        <w:rPr>
+          <w:rFonts w:ascii="Garamond" w:hAnsi="Garamond" w:cs="Times New Roman"/>
+          <w:sz w:val="20"/>
+          <w:szCs w:val="20"/>
+        </w:rPr>
+        <w:t>s</w:t>
+      </w:r>
+      <w:r>
+        <w:rPr>
+          <w:rFonts w:ascii="Garamond" w:hAnsi="Garamond" w:cs="Times New Roman"/>
+          <w:sz w:val="20"/>
+          <w:szCs w:val="20"/>
+        </w:rPr>
+        <w:t xml:space="preserve">ustain, and </w:t>
+      </w:r>
+      <w:r>
+        <w:rPr>
+          <w:rFonts w:ascii="Garamond" w:hAnsi="Garamond" w:cs="Times New Roman"/>
+          <w:sz w:val="20"/>
+          <w:szCs w:val="20"/>
+        </w:rPr>
+        <w:t>r</w:t>
+      </w:r>
+      <w:r>
+        <w:rPr>
+          <w:rFonts w:ascii="Garamond" w:hAnsi="Garamond" w:cs="Times New Roman"/>
+          <w:sz w:val="20"/>
+          <w:szCs w:val="20"/>
+        </w:rPr>
+        <w:t>elease parameters</w:t>
+      </w:r>
+      <w:r>
+        <w:rPr>
+          <w:rFonts w:ascii="Garamond" w:hAnsi="Garamond" w:cs="Times New Roman"/>
+          <w:sz w:val="20"/>
+          <w:szCs w:val="20"/>
+        </w:rPr>
+        <w:t xml:space="preserve"> and velocity-based sample selection. Users can</w:t>
+      </w:r>
+      <w:r>
+        <w:rPr>
+          <w:rFonts w:ascii="Garamond" w:hAnsi="Garamond" w:cs="Times New Roman"/>
+          <w:sz w:val="20"/>
+          <w:szCs w:val="20"/>
+        </w:rPr>
+        <w:t xml:space="preserve"> play live </w:t>
+      </w:r>
+      <w:r>
+        <w:rPr>
+          <w:rFonts w:ascii="Garamond" w:hAnsi="Garamond" w:cs="Times New Roman"/>
+          <w:sz w:val="20"/>
+          <w:szCs w:val="20"/>
+        </w:rPr>
+        <w:t xml:space="preserve">or recorded </w:t>
+      </w:r>
+      <w:r>
+        <w:rPr>
+          <w:rFonts w:ascii="Garamond" w:hAnsi="Garamond" w:cs="Times New Roman"/>
+          <w:sz w:val="20"/>
+          <w:szCs w:val="20"/>
+        </w:rPr>
+        <w:t xml:space="preserve">music </w:t>
+      </w:r>
+      <w:r>
+        <w:rPr>
+          <w:rFonts w:ascii="Garamond" w:hAnsi="Garamond" w:cs="Times New Roman"/>
+          <w:sz w:val="20"/>
+          <w:szCs w:val="20"/>
+        </w:rPr>
+        <w:t xml:space="preserve">using a </w:t>
+      </w:r>
+      <w:r>
+        <w:rPr>
+          <w:rFonts w:ascii="Garamond" w:hAnsi="Garamond" w:cs="Times New Roman"/>
+          <w:sz w:val="20"/>
+          <w:szCs w:val="20"/>
+        </w:rPr>
+        <w:t xml:space="preserve">piano </w:t>
+      </w:r>
+      <w:r>
+        <w:rPr>
+          <w:rFonts w:ascii="Garamond" w:hAnsi="Garamond" w:cs="Times New Roman"/>
+          <w:sz w:val="20"/>
+          <w:szCs w:val="20"/>
+        </w:rPr>
+        <w:t xml:space="preserve">keyboard controller. Link </w:t>
       </w:r>
       <w:hyperlink r:id="rId16" w:history="1">
         <w:r>
@@ -2636,8 +2585,8 @@
           <w:rFonts w:ascii="Garamond" w:hAnsi="Garamond" w:cs="Times New Roman"/>
           <w:b/>
           <w:bCs/>
-          <w:sz w:val="20"/>
-          <w:szCs w:val="20"/>
+          <w:sz w:val="21"/>
+          <w:szCs w:val="21"/>
         </w:rPr>
         <w:t>SKILLS AND ADDITIONAL INFORMATION</w:t>
       </w:r>
@@ -2702,7 +2651,23 @@
           <w:szCs w:val="20"/>
         </w:rPr>
         <w:tab/>
-        <w:t xml:space="preserve">Python, Java, C, C++, OCaml, </w:t>
+        <w:t xml:space="preserve">Python, </w:t>
+      </w:r>
+      <w:r>
+        <w:rPr>
+          <w:rFonts w:ascii="Garamond" w:hAnsi="Garamond" w:cs="Times New Roman"/>
+          <w:sz w:val="20"/>
+          <w:szCs w:val="20"/>
+        </w:rPr>
+        <w:t xml:space="preserve">C++, C, Java, </w:t>
+      </w:r>
+      <w:r>
+        <w:rPr>
+          <w:rFonts w:ascii="Garamond" w:hAnsi="Garamond" w:cs="Times New Roman"/>
+          <w:sz w:val="20"/>
+          <w:szCs w:val="20"/>
+        </w:rPr>
+        <w:t xml:space="preserve">OCaml, </w:t>
       </w:r>
       <w:r>
         <w:rPr>
@@ -2909,7 +2874,23 @@
           <w:sz w:val="20"/>
           <w:szCs w:val="20"/>
         </w:rPr>
-        <w:t xml:space="preserve">Student Researcher at the </w:t>
+        <w:t>V</w:t>
+      </w:r>
+      <w:r>
+        <w:rPr>
+          <w:rFonts w:ascii="Garamond" w:hAnsi="Garamond" w:cs="Times New Roman"/>
+          <w:sz w:val="20"/>
+          <w:szCs w:val="20"/>
+        </w:rPr>
+        <w:t xml:space="preserve">ice President, External </w:t>
+      </w:r>
+      <w:r>
+        <w:rPr>
+          <w:rFonts w:ascii="Garamond" w:hAnsi="Garamond" w:cs="Times New Roman"/>
+          <w:sz w:val="20"/>
+          <w:szCs w:val="20"/>
+        </w:rPr>
+        <w:t xml:space="preserve">at the </w:t>
       </w:r>
       <w:r>
         <w:rPr>
@@ -2918,23 +2899,31 @@
           <w:szCs w:val="20"/>
           <w:u w:val="single"/>
         </w:rPr>
-        <w:t>McGill AI Lab</w:t>
-      </w:r>
-      <w:r>
-        <w:rPr>
-          <w:rFonts w:ascii="Garamond" w:hAnsi="Garamond" w:cs="Times New Roman"/>
-          <w:sz w:val="20"/>
-          <w:szCs w:val="20"/>
-        </w:rPr>
-        <w:t xml:space="preserve"> </w:t>
-      </w:r>
-      <w:r>
-        <w:rPr>
-          <w:rFonts w:ascii="Garamond" w:hAnsi="Garamond" w:cs="Times New Roman"/>
-          <w:sz w:val="20"/>
-          <w:szCs w:val="20"/>
-        </w:rPr>
-        <w:t>(2025)</w:t>
+        <w:t>Society of Undergraduate Mathematics Students</w:t>
+      </w:r>
+      <w:r>
+        <w:rPr>
+          <w:rFonts w:ascii="Garamond" w:hAnsi="Garamond" w:cs="Times New Roman"/>
+          <w:sz w:val="20"/>
+          <w:szCs w:val="20"/>
+        </w:rPr>
+        <w:t xml:space="preserve"> (2024</w:t>
+      </w:r>
+      <w:r>
+        <w:rPr>
+          <w:rFonts w:ascii="Garamond" w:hAnsi="Garamond" w:cs="Times New Roman"/>
+          <w:sz w:val="20"/>
+          <w:szCs w:val="20"/>
+        </w:rPr>
+        <w:t>-2026</w:t>
+      </w:r>
+      <w:r>
+        <w:rPr>
+          <w:rFonts w:ascii="Garamond" w:hAnsi="Garamond" w:cs="Times New Roman"/>
+          <w:sz w:val="20"/>
+          <w:szCs w:val="20"/>
+        </w:rPr>
+        <w:t>)</w:t>
       </w:r>
     </w:p>
     <w:p>
@@ -2952,8 +2941,6 @@
       <w:r>
         <w:rPr>
           <w:rFonts w:ascii="Garamond" w:hAnsi="Garamond" w:cs="Times New Roman"/>
-          <w:b/>
-          <w:bCs/>
           <w:sz w:val="20"/>
           <w:szCs w:val="20"/>
         </w:rPr>
@@ -2965,23 +2952,7 @@
           <w:sz w:val="20"/>
           <w:szCs w:val="20"/>
         </w:rPr>
-        <w:t>Vice President</w:t>
-      </w:r>
-      <w:r>
-        <w:rPr>
-          <w:rFonts w:ascii="Garamond" w:hAnsi="Garamond" w:cs="Times New Roman"/>
-          <w:sz w:val="20"/>
-          <w:szCs w:val="20"/>
-        </w:rPr>
-        <w:t xml:space="preserve"> at</w:t>
-      </w:r>
-      <w:r>
-        <w:rPr>
-          <w:rFonts w:ascii="Garamond" w:hAnsi="Garamond" w:cs="Times New Roman"/>
-          <w:sz w:val="20"/>
-          <w:szCs w:val="20"/>
-        </w:rPr>
-        <w:t xml:space="preserve"> the </w:t>
+        <w:t xml:space="preserve">Student Researcher at the </w:t>
       </w:r>
       <w:r>
         <w:rPr>
@@ -2990,94 +2961,15 @@
           <w:szCs w:val="20"/>
           <w:u w:val="single"/>
         </w:rPr>
-        <w:t>Society of Undergraduate Mathematics Students</w:t>
-      </w:r>
-      <w:r>
-        <w:rPr>
-          <w:rFonts w:ascii="Garamond" w:hAnsi="Garamond" w:cs="Times New Roman"/>
-          <w:sz w:val="20"/>
-          <w:szCs w:val="20"/>
-        </w:rPr>
-        <w:t xml:space="preserve"> </w:t>
-      </w:r>
-      <w:r>
-        <w:rPr>
-          <w:rFonts w:ascii="Garamond" w:hAnsi="Garamond" w:cs="Times New Roman"/>
-          <w:sz w:val="20"/>
-          <w:szCs w:val="20"/>
-        </w:rPr>
-        <w:t>(2024-26)</w:t>
-      </w:r>
-    </w:p>
-    <w:p>
-      <w:pPr>
-        <w:tabs>
-          <w:tab w:val="left" w:pos="2880"/>
-        </w:tabs>
-        <w:ind w:left="2880" w:hanging="2880"/>
-        <w:rPr>
-          <w:rFonts w:ascii="Garamond" w:hAnsi="Garamond" w:cs="Times New Roman"/>
-          <w:sz w:val="20"/>
-          <w:szCs w:val="20"/>
-        </w:rPr>
-      </w:pPr>
-      <w:r>
-        <w:rPr>
-          <w:rFonts w:ascii="Garamond" w:hAnsi="Garamond" w:cs="Times New Roman"/>
-          <w:sz w:val="20"/>
-          <w:szCs w:val="20"/>
-        </w:rPr>
-        <w:tab/>
-      </w:r>
-      <w:r>
-        <w:rPr>
-          <w:rFonts w:ascii="Garamond" w:hAnsi="Garamond" w:cs="Times New Roman"/>
-          <w:sz w:val="20"/>
-          <w:szCs w:val="20"/>
-        </w:rPr>
-        <w:t xml:space="preserve">Member at the </w:t>
-      </w:r>
-      <w:r>
-        <w:rPr>
-          <w:rFonts w:ascii="Garamond" w:hAnsi="Garamond" w:cs="Times New Roman"/>
-          <w:sz w:val="20"/>
-          <w:szCs w:val="20"/>
-        </w:rPr>
-        <w:t xml:space="preserve">CKUT Radio Station, </w:t>
-      </w:r>
-      <w:r>
-        <w:rPr>
-          <w:rFonts w:ascii="Garamond" w:hAnsi="Garamond" w:cs="Times New Roman"/>
-          <w:i/>
-          <w:iCs/>
-          <w:sz w:val="20"/>
-          <w:szCs w:val="20"/>
-        </w:rPr>
-        <w:t>The McGill Tribune</w:t>
-      </w:r>
-      <w:r>
-        <w:rPr>
-          <w:rFonts w:ascii="Garamond" w:hAnsi="Garamond" w:cs="Times New Roman"/>
-          <w:sz w:val="20"/>
-          <w:szCs w:val="20"/>
-        </w:rPr>
-        <w:t xml:space="preserve">, </w:t>
-      </w:r>
-      <w:r>
-        <w:rPr>
-          <w:rFonts w:ascii="Garamond" w:hAnsi="Garamond" w:cs="Times New Roman"/>
-          <w:sz w:val="20"/>
-          <w:szCs w:val="20"/>
-        </w:rPr>
-        <w:t xml:space="preserve">and </w:t>
-      </w:r>
-      <w:r>
-        <w:rPr>
-          <w:rFonts w:ascii="Garamond" w:hAnsi="Garamond" w:cs="Times New Roman"/>
-          <w:sz w:val="20"/>
-          <w:szCs w:val="20"/>
-        </w:rPr>
-        <w:t>Book Club</w:t>
+        <w:t>McGill AI Lab</w:t>
+      </w:r>
+      <w:r>
+        <w:rPr>
+          <w:rFonts w:ascii="Garamond" w:hAnsi="Garamond" w:cs="Times New Roman"/>
+          <w:sz w:val="20"/>
+          <w:szCs w:val="20"/>
+        </w:rPr>
+        <w:t xml:space="preserve"> (2025)</w:t>
       </w:r>
     </w:p>
     <w:p>
@@ -3085,22 +2977,21 @@
         <w:tabs>
           <w:tab w:val="left" w:leader="dot" w:pos="2880"/>
         </w:tabs>
-        <w:ind w:left="2880" w:hanging="2880"/>
-        <w:rPr>
-          <w:rFonts w:ascii="Garamond" w:hAnsi="Garamond" w:cs="Times New Roman"/>
-          <w:sz w:val="20"/>
-          <w:szCs w:val="20"/>
-        </w:rPr>
-      </w:pPr>
-      <w:r>
-        <w:rPr>
-          <w:rFonts w:ascii="Garamond" w:hAnsi="Garamond" w:cs="Times New Roman"/>
-          <w:b/>
-          <w:bCs/>
-          <w:sz w:val="20"/>
-          <w:szCs w:val="20"/>
-        </w:rPr>
-        <w:t>GRE</w:t>
+        <w:rPr>
+          <w:rFonts w:ascii="Garamond" w:hAnsi="Garamond" w:cs="Times New Roman"/>
+          <w:sz w:val="20"/>
+          <w:szCs w:val="20"/>
+        </w:rPr>
+      </w:pPr>
+      <w:r>
+        <w:rPr>
+          <w:rFonts w:ascii="Garamond" w:hAnsi="Garamond" w:cs="Times New Roman"/>
+          <w:b/>
+          <w:bCs/>
+          <w:sz w:val="20"/>
+          <w:szCs w:val="20"/>
+        </w:rPr>
+        <w:t>Languages</w:t>
       </w:r>
       <w:r>
         <w:rPr>
@@ -3109,7 +3000,7 @@
           <w:szCs w:val="20"/>
         </w:rPr>
         <w:tab/>
-        <w:t>170/165 Quant/Verbal</w:t>
+        <w:t>English (native)</w:t>
       </w:r>
     </w:p>
     <w:p>
@@ -3131,7 +3022,15 @@
           <w:sz w:val="20"/>
           <w:szCs w:val="20"/>
         </w:rPr>
-        <w:t>Languages</w:t>
+        <w:t>Interests</w:t>
+      </w:r>
+      <w:r>
+        <w:rPr>
+          <w:rFonts w:ascii="Garamond" w:hAnsi="Garamond" w:cs="Times New Roman"/>
+          <w:sz w:val="20"/>
+          <w:szCs w:val="20"/>
+        </w:rPr>
+        <w:t xml:space="preserve"> </w:t>
       </w:r>
       <w:r>
         <w:rPr>
@@ -3140,69 +3039,7 @@
           <w:szCs w:val="20"/>
         </w:rPr>
         <w:tab/>
-      </w:r>
-      <w:r>
-        <w:rPr>
-          <w:rFonts w:ascii="Garamond" w:hAnsi="Garamond" w:cs="Times New Roman"/>
-          <w:sz w:val="20"/>
-          <w:szCs w:val="20"/>
-        </w:rPr>
-        <w:t>English (native)</w:t>
-      </w:r>
-    </w:p>
-    <w:p>
-      <w:pPr>
-        <w:tabs>
-          <w:tab w:val="left" w:leader="dot" w:pos="2880"/>
-        </w:tabs>
-        <w:rPr>
-          <w:rFonts w:ascii="Garamond" w:hAnsi="Garamond" w:cs="Times New Roman"/>
-          <w:sz w:val="20"/>
-          <w:szCs w:val="20"/>
-        </w:rPr>
-      </w:pPr>
-      <w:r>
-        <w:rPr>
-          <w:rFonts w:ascii="Garamond" w:hAnsi="Garamond" w:cs="Times New Roman"/>
-          <w:b/>
-          <w:bCs/>
-          <w:sz w:val="20"/>
-          <w:szCs w:val="20"/>
-        </w:rPr>
-        <w:t>Interests</w:t>
-      </w:r>
-      <w:r>
-        <w:rPr>
-          <w:rFonts w:ascii="Garamond" w:hAnsi="Garamond" w:cs="Times New Roman"/>
-          <w:sz w:val="20"/>
-          <w:szCs w:val="20"/>
-        </w:rPr>
-        <w:t xml:space="preserve"> </w:t>
-      </w:r>
-      <w:r>
-        <w:rPr>
-          <w:rFonts w:ascii="Garamond" w:hAnsi="Garamond" w:cs="Times New Roman"/>
-          <w:sz w:val="20"/>
-          <w:szCs w:val="20"/>
-        </w:rPr>
-        <w:tab/>
-        <w:t xml:space="preserve">Jazz piano, </w:t>
-      </w:r>
-      <w:r>
-        <w:rPr>
-          <w:rFonts w:ascii="Garamond" w:hAnsi="Garamond" w:cs="Times New Roman"/>
-          <w:sz w:val="20"/>
-          <w:szCs w:val="20"/>
-        </w:rPr>
-        <w:t xml:space="preserve">web </w:t>
-      </w:r>
-      <w:r>
-        <w:rPr>
-          <w:rFonts w:ascii="Garamond" w:hAnsi="Garamond" w:cs="Times New Roman"/>
-          <w:sz w:val="20"/>
-          <w:szCs w:val="20"/>
-        </w:rPr>
-        <w:t>development</w:t>
+        <w:t>Jazz piano</w:t>
       </w:r>
       <w:r>
         <w:rPr>
@@ -3220,20 +3057,6 @@
         </w:rPr>
         <w:t xml:space="preserve"> reading</w:t>
       </w:r>
-    </w:p>
-    <w:p>
-      <w:pPr>
-        <w:tabs>
-          <w:tab w:val="left" w:pos="2880"/>
-        </w:tabs>
-        <w:rPr>
-          <w:rFonts w:ascii="Garamond" w:hAnsi="Garamond" w:cs="Times New Roman"/>
-          <w:b/>
-          <w:bCs/>
-          <w:sz w:val="19"/>
-          <w:szCs w:val="19"/>
-        </w:rPr>
-      </w:pPr>
     </w:p>
     <w:p>
       <w:pPr>
@@ -3416,26 +3239,19 @@
           <w:sz w:val="19"/>
           <w:szCs w:val="19"/>
         </w:rPr>
-        <w:t xml:space="preserve"> </w:t>
-      </w:r>
-      <w:r>
+        <w:t xml:space="preserve"> https://sumsmcgill.ca/wp-content/uploads/2025/10/Algebra-4-Notes.pdf</w:t>
+      </w:r>
+    </w:p>
+  </w:endnote>
+  <w:endnote w:id="5">
+    <w:p>
+      <w:pPr>
+        <w:pStyle w:val="EndnoteText"/>
         <w:rPr>
           <w:rFonts w:ascii="Garamond" w:hAnsi="Garamond"/>
           <w:sz w:val="19"/>
           <w:szCs w:val="19"/>
-        </w:rPr>
-        <w:t>https://nicholashayek.com/goodcalendar/</w:t>
-      </w:r>
-    </w:p>
-  </w:endnote>
-  <w:endnote w:id="5">
-    <w:p>
-      <w:pPr>
-        <w:pStyle w:val="EndnoteText"/>
-        <w:rPr>
-          <w:rFonts w:ascii="Garamond" w:hAnsi="Garamond"/>
-          <w:sz w:val="19"/>
-          <w:szCs w:val="19"/>
+          <w:lang w:val="en-US"/>
         </w:rPr>
       </w:pPr>
       <w:r>
@@ -3453,7 +3269,7 @@
           <w:sz w:val="19"/>
           <w:szCs w:val="19"/>
         </w:rPr>
-        <w:t xml:space="preserve"> https://nicholashayek.com/tex/MATH/470/470report.pdf</w:t>
+        <w:t xml:space="preserve"> https://garchy.nicholashayek.com/</w:t>
       </w:r>
     </w:p>
   </w:endnote>
@@ -3482,7 +3298,7 @@
           <w:sz w:val="19"/>
           <w:szCs w:val="19"/>
         </w:rPr>
-        <w:t xml:space="preserve"> https://nicholashayek.com/matchmaker/</w:t>
+        <w:t xml:space="preserve"> https://nicholashayek.com/tex/MATH/470/470report.pdf</w:t>
       </w:r>
     </w:p>
   </w:endnote>
@@ -3491,6 +3307,9 @@
       <w:pPr>
         <w:pStyle w:val="EndnoteText"/>
         <w:rPr>
+          <w:rFonts w:ascii="Garamond" w:hAnsi="Garamond"/>
+          <w:sz w:val="19"/>
+          <w:szCs w:val="19"/>
           <w:lang w:val="en-US"/>
         </w:rPr>
       </w:pPr>
@@ -3509,7 +3328,7 @@
           <w:sz w:val="19"/>
           <w:szCs w:val="19"/>
         </w:rPr>
-        <w:t xml:space="preserve"> https://nicholashayek.com/proj.html</w:t>
+        <w:t xml:space="preserve"> https://yayacs.nicholashayek.com/</w:t>
       </w:r>
     </w:p>
   </w:endnote>
@@ -3518,9 +3337,6 @@
       <w:pPr>
         <w:pStyle w:val="EndnoteText"/>
         <w:rPr>
-          <w:rFonts w:ascii="Garamond" w:hAnsi="Garamond"/>
-          <w:sz w:val="19"/>
-          <w:szCs w:val="19"/>
           <w:lang w:val="en-US"/>
         </w:rPr>
       </w:pPr>
@@ -3539,7 +3355,7 @@
           <w:sz w:val="19"/>
           <w:szCs w:val="19"/>
         </w:rPr>
-        <w:t xml:space="preserve"> https://sumsmcgill.ca/wp-content/uploads/2025/10/Algebra-4-Notes.pdf</w:t>
+        <w:t xml:space="preserve"> https://nicholashayek.com/proj.html</w:t>
       </w:r>
     </w:p>
   </w:endnote>

--- a/tex/git_cv/NicholasHayekCV.docx
+++ b/tex/git_cv/NicholasHayekCV.docx
@@ -42,7 +42,17 @@
           <w:sz w:val="44"/>
           <w:szCs w:val="44"/>
         </w:rPr>
-        <w:t xml:space="preserve">C. </w:t>
+        <w:t>C.</w:t>
+      </w:r>
+      <w:r>
+        <w:rPr>
+          <w:rFonts w:ascii="Garamond" w:hAnsi="Garamond" w:cs="Times New Roman"/>
+          <w:b/>
+          <w:bCs/>
+          <w:sz w:val="44"/>
+          <w:szCs w:val="44"/>
+        </w:rPr>
+        <w:t xml:space="preserve"> </w:t>
       </w:r>
       <w:r>
         <w:rPr>
@@ -98,13 +108,6 @@
       </w:hyperlink>
       <w:r>
         <w:rPr>
-          <w:rStyle w:val="EndnoteReference"/>
-          <w:rFonts w:ascii="Garamond" w:hAnsi="Garamond"/>
-        </w:rPr>
-        <w:endnoteReference w:id="1"/>
-      </w:r>
-      <w:r>
-        <w:rPr>
           <w:rFonts w:ascii="Garamond" w:hAnsi="Garamond" w:cs="Times New Roman"/>
           <w:sz w:val="22"/>
           <w:szCs w:val="22"/>
@@ -124,36 +127,32 @@
       </w:hyperlink>
       <w:r>
         <w:rPr>
-          <w:rStyle w:val="EndnoteReference"/>
-          <w:rFonts w:ascii="Garamond" w:hAnsi="Garamond"/>
-        </w:rPr>
-        <w:endnoteReference w:id="2"/>
-      </w:r>
-      <w:r>
-        <w:rPr>
           <w:rFonts w:ascii="Garamond" w:hAnsi="Garamond" w:cs="Times New Roman"/>
           <w:sz w:val="22"/>
           <w:szCs w:val="22"/>
         </w:rPr>
         <w:t xml:space="preserve"> </w:t>
       </w:r>
-      <w:hyperlink r:id="rId11" w:history="1">
-        <w:r>
-          <w:rPr>
-            <w:rStyle w:val="Hyperlink"/>
-            <w:rFonts w:ascii="Garamond" w:hAnsi="Garamond" w:cs="Times New Roman"/>
-            <w:sz w:val="22"/>
-            <w:szCs w:val="22"/>
-          </w:rPr>
-          <w:t>LinkedIn</w:t>
-        </w:r>
-      </w:hyperlink>
-      <w:r>
-        <w:rPr>
-          <w:rStyle w:val="EndnoteReference"/>
-          <w:rFonts w:ascii="Garamond" w:hAnsi="Garamond"/>
-        </w:rPr>
-        <w:endnoteReference w:id="3"/>
+      <w:r>
+        <w:fldChar w:fldCharType="begin"/>
+      </w:r>
+      <w:r>
+        <w:instrText>HYPERLINK "https://www.linkedin.com/in/nicholas-hayek-b24b1a243/"</w:instrText>
+      </w:r>
+      <w:r>
+        <w:fldChar w:fldCharType="separate"/>
+      </w:r>
+      <w:r>
+        <w:rPr>
+          <w:rStyle w:val="Hyperlink"/>
+          <w:rFonts w:ascii="Garamond" w:hAnsi="Garamond" w:cs="Times New Roman"/>
+          <w:sz w:val="22"/>
+          <w:szCs w:val="22"/>
+        </w:rPr>
+        <w:t>LinkedIn</w:t>
+      </w:r>
+      <w:r>
+        <w:fldChar w:fldCharType="end"/>
       </w:r>
     </w:p>
     <w:p>
@@ -283,7 +282,31 @@
           <w:sz w:val="20"/>
           <w:szCs w:val="20"/>
         </w:rPr>
-        <w:t>Montreal, QC</w:t>
+        <w:t>Montr</w:t>
+      </w:r>
+      <w:r>
+        <w:rPr>
+          <w:rFonts w:ascii="Garamond" w:hAnsi="Garamond" w:cs="Times New Roman"/>
+          <w:sz w:val="20"/>
+          <w:szCs w:val="20"/>
+        </w:rPr>
+        <w:t>é</w:t>
+      </w:r>
+      <w:r>
+        <w:rPr>
+          <w:rFonts w:ascii="Garamond" w:hAnsi="Garamond" w:cs="Times New Roman"/>
+          <w:sz w:val="20"/>
+          <w:szCs w:val="20"/>
+        </w:rPr>
+        <w:t>al</w:t>
+      </w:r>
+      <w:r>
+        <w:rPr>
+          <w:rFonts w:ascii="Garamond" w:hAnsi="Garamond" w:cs="Times New Roman"/>
+          <w:sz w:val="20"/>
+          <w:szCs w:val="20"/>
+        </w:rPr>
+        <w:t>, QC</w:t>
       </w:r>
     </w:p>
     <w:p>
@@ -325,7 +348,7 @@
           <w:szCs w:val="20"/>
           <w:u w:val="single"/>
         </w:rPr>
-        <w:t>Ho</w:t>
+        <w:t xml:space="preserve">Honours </w:t>
       </w:r>
       <w:r>
         <w:rPr>
@@ -334,33 +357,6 @@
           <w:szCs w:val="20"/>
           <w:u w:val="single"/>
         </w:rPr>
-        <w:t>n</w:t>
-      </w:r>
-      <w:r>
-        <w:rPr>
-          <w:rFonts w:ascii="Garamond" w:hAnsi="Garamond" w:cs="Times New Roman"/>
-          <w:sz w:val="20"/>
-          <w:szCs w:val="20"/>
-          <w:u w:val="single"/>
-        </w:rPr>
-        <w:t>ours</w:t>
-      </w:r>
-      <w:r>
-        <w:rPr>
-          <w:rFonts w:ascii="Garamond" w:hAnsi="Garamond" w:cs="Times New Roman"/>
-          <w:sz w:val="20"/>
-          <w:szCs w:val="20"/>
-          <w:u w:val="single"/>
-        </w:rPr>
-        <w:t xml:space="preserve"> </w:t>
-      </w:r>
-      <w:r>
-        <w:rPr>
-          <w:rFonts w:ascii="Garamond" w:hAnsi="Garamond" w:cs="Times New Roman"/>
-          <w:sz w:val="20"/>
-          <w:szCs w:val="20"/>
-          <w:u w:val="single"/>
-        </w:rPr>
         <w:t>Mathematics and Computer Science</w:t>
       </w:r>
       <w:r>
@@ -370,7 +366,50 @@
           <w:szCs w:val="20"/>
         </w:rPr>
         <w:tab/>
-        <w:t>08/2022 - 05/2026</w:t>
+        <w:t xml:space="preserve">08/2022 </w:t>
+      </w:r>
+      <w:r>
+        <w:rPr>
+          <w:rFonts w:ascii="Garamond" w:hAnsi="Garamond" w:cs="Times New Roman"/>
+          <w:sz w:val="20"/>
+          <w:szCs w:val="20"/>
+        </w:rPr>
+        <w:t>–</w:t>
+      </w:r>
+      <w:r>
+        <w:rPr>
+          <w:rFonts w:ascii="Garamond" w:hAnsi="Garamond" w:cs="Times New Roman"/>
+          <w:sz w:val="20"/>
+          <w:szCs w:val="20"/>
+        </w:rPr>
+        <w:t xml:space="preserve"> 05/2026</w:t>
+      </w:r>
+    </w:p>
+    <w:p>
+      <w:pPr>
+        <w:pStyle w:val="ListParagraph"/>
+        <w:tabs>
+          <w:tab w:val="right" w:pos="10080"/>
+        </w:tabs>
+        <w:spacing w:line="276" w:lineRule="auto"/>
+        <w:ind w:left="360"/>
+        <w:rPr>
+          <w:rFonts w:ascii="Garamond" w:hAnsi="Garamond" w:cs="Times New Roman"/>
+          <w:i/>
+          <w:iCs/>
+          <w:sz w:val="20"/>
+          <w:szCs w:val="20"/>
+        </w:rPr>
+      </w:pPr>
+      <w:r>
+        <w:rPr>
+          <w:rFonts w:ascii="Garamond" w:hAnsi="Garamond" w:cs="Times New Roman"/>
+          <w:i/>
+          <w:iCs/>
+          <w:sz w:val="20"/>
+          <w:szCs w:val="20"/>
+        </w:rPr>
+        <w:t xml:space="preserve">First-Class Honours with Distinction </w:t>
       </w:r>
     </w:p>
     <w:p>
@@ -387,69 +426,35 @@
         <w:ind w:hanging="180"/>
         <w:rPr>
           <w:rFonts w:ascii="Garamond" w:hAnsi="Garamond" w:cs="Times New Roman"/>
-          <w:b/>
-          <w:bCs/>
-          <w:sz w:val="20"/>
-          <w:szCs w:val="20"/>
-        </w:rPr>
-      </w:pPr>
-      <w:r>
-        <w:rPr>
-          <w:rFonts w:ascii="Garamond" w:hAnsi="Garamond" w:cs="Times New Roman"/>
-          <w:b/>
-          <w:bCs/>
-          <w:sz w:val="20"/>
-          <w:szCs w:val="20"/>
-        </w:rPr>
-        <w:t xml:space="preserve">GPA: </w:t>
-      </w:r>
-      <w:r>
-        <w:rPr>
-          <w:rFonts w:ascii="Garamond" w:hAnsi="Garamond" w:cs="Times New Roman"/>
-          <w:b/>
-          <w:bCs/>
-          <w:sz w:val="20"/>
-          <w:szCs w:val="20"/>
-        </w:rPr>
-        <w:t>3.</w:t>
-      </w:r>
-      <w:r>
-        <w:rPr>
-          <w:rFonts w:ascii="Garamond" w:hAnsi="Garamond" w:cs="Times New Roman"/>
-          <w:b/>
-          <w:bCs/>
-          <w:sz w:val="20"/>
-          <w:szCs w:val="20"/>
-        </w:rPr>
-        <w:t>8</w:t>
-      </w:r>
-      <w:r>
-        <w:rPr>
-          <w:rFonts w:ascii="Garamond" w:hAnsi="Garamond" w:cs="Times New Roman"/>
-          <w:b/>
-          <w:bCs/>
-          <w:sz w:val="20"/>
-          <w:szCs w:val="20"/>
-        </w:rPr>
-        <w:t>/4.</w:t>
-      </w:r>
-      <w:r>
-        <w:rPr>
-          <w:rFonts w:ascii="Garamond" w:hAnsi="Garamond" w:cs="Times New Roman"/>
-          <w:b/>
-          <w:bCs/>
-          <w:sz w:val="20"/>
-          <w:szCs w:val="20"/>
-        </w:rPr>
-        <w:t>0</w:t>
-      </w:r>
-      <w:r>
-        <w:rPr>
-          <w:rFonts w:ascii="Garamond" w:hAnsi="Garamond" w:cs="Times New Roman"/>
-          <w:sz w:val="20"/>
-          <w:szCs w:val="20"/>
-        </w:rPr>
-        <w:t>.</w:t>
+          <w:sz w:val="20"/>
+          <w:szCs w:val="20"/>
+        </w:rPr>
+      </w:pPr>
+      <w:r>
+        <w:rPr>
+          <w:rFonts w:ascii="Garamond" w:hAnsi="Garamond" w:cs="Times New Roman"/>
+          <w:b/>
+          <w:bCs/>
+          <w:sz w:val="20"/>
+          <w:szCs w:val="20"/>
+        </w:rPr>
+        <w:t>Awards</w:t>
+      </w:r>
+      <w:r>
+        <w:rPr>
+          <w:rFonts w:ascii="Garamond" w:hAnsi="Garamond" w:cs="Times New Roman"/>
+          <w:sz w:val="20"/>
+          <w:szCs w:val="20"/>
+        </w:rPr>
+        <w:t>: D. Lorne Gales Scholarship, Richard Tomlinson Undergraduate Award, Dean’s Honour Lis</w:t>
+      </w:r>
+      <w:r>
+        <w:rPr>
+          <w:rFonts w:ascii="Garamond" w:hAnsi="Garamond" w:cs="Times New Roman"/>
+          <w:sz w:val="20"/>
+          <w:szCs w:val="20"/>
+        </w:rPr>
+        <w:t>t.</w:t>
       </w:r>
     </w:p>
     <w:p>
@@ -478,51 +483,6 @@
           <w:sz w:val="20"/>
           <w:szCs w:val="20"/>
         </w:rPr>
-        <w:t>Awards</w:t>
-      </w:r>
-      <w:r>
-        <w:rPr>
-          <w:rFonts w:ascii="Garamond" w:hAnsi="Garamond" w:cs="Times New Roman"/>
-          <w:sz w:val="20"/>
-          <w:szCs w:val="20"/>
-        </w:rPr>
-        <w:t>: D. Lorne Gales Scholarship, Richard Tomlinson Undergraduate Award, Dean’s Honour Lis</w:t>
-      </w:r>
-      <w:r>
-        <w:rPr>
-          <w:rFonts w:ascii="Garamond" w:hAnsi="Garamond" w:cs="Times New Roman"/>
-          <w:sz w:val="20"/>
-          <w:szCs w:val="20"/>
-        </w:rPr>
-        <w:t>t.</w:t>
-      </w:r>
-    </w:p>
-    <w:p>
-      <w:pPr>
-        <w:pStyle w:val="ListParagraph"/>
-        <w:numPr>
-          <w:ilvl w:val="0"/>
-          <w:numId w:val="1"/>
-        </w:numPr>
-        <w:tabs>
-          <w:tab w:val="right" w:pos="9360"/>
-        </w:tabs>
-        <w:spacing w:line="276" w:lineRule="auto"/>
-        <w:ind w:hanging="180"/>
-        <w:rPr>
-          <w:rFonts w:ascii="Garamond" w:hAnsi="Garamond" w:cs="Times New Roman"/>
-          <w:sz w:val="20"/>
-          <w:szCs w:val="20"/>
-        </w:rPr>
-      </w:pPr>
-      <w:r>
-        <w:rPr>
-          <w:rFonts w:ascii="Garamond" w:hAnsi="Garamond" w:cs="Times New Roman"/>
-          <w:b/>
-          <w:bCs/>
-          <w:sz w:val="20"/>
-          <w:szCs w:val="20"/>
-        </w:rPr>
         <w:t>Coursework</w:t>
       </w:r>
       <w:r>
@@ -579,6 +539,14 @@
           <w:sz w:val="20"/>
           <w:szCs w:val="20"/>
         </w:rPr>
+        <w:t xml:space="preserve">Homological Algebra, </w:t>
+      </w:r>
+      <w:r>
+        <w:rPr>
+          <w:rFonts w:ascii="Garamond" w:hAnsi="Garamond" w:cs="Times New Roman"/>
+          <w:sz w:val="20"/>
+          <w:szCs w:val="20"/>
+        </w:rPr>
         <w:t>Quantitative Risk Management</w:t>
       </w:r>
       <w:r>
@@ -603,15 +571,7 @@
           <w:sz w:val="20"/>
           <w:szCs w:val="20"/>
         </w:rPr>
-        <w:t>, Homological Algebra</w:t>
-      </w:r>
-      <w:r>
-        <w:rPr>
-          <w:rFonts w:ascii="Garamond" w:hAnsi="Garamond" w:cs="Times New Roman"/>
-          <w:sz w:val="20"/>
-          <w:szCs w:val="20"/>
-        </w:rPr>
-        <w:t xml:space="preserve">. </w:t>
+        <w:t>.</w:t>
       </w:r>
     </w:p>
     <w:p>
@@ -791,9 +751,42 @@
           <w:rFonts w:ascii="Garamond" w:hAnsi="Garamond" w:cs="Times New Roman"/>
           <w:sz w:val="20"/>
           <w:szCs w:val="20"/>
+          <w:u w:val="single"/>
+        </w:rPr>
+        <w:t xml:space="preserve"> and TEAM Mentor</w:t>
+      </w:r>
+      <w:r>
+        <w:rPr>
+          <w:rFonts w:ascii="Garamond" w:hAnsi="Garamond" w:cs="Times New Roman"/>
+          <w:sz w:val="20"/>
+          <w:szCs w:val="20"/>
         </w:rPr>
         <w:tab/>
-        <w:t>08/2025 - present</w:t>
+        <w:t xml:space="preserve">08/2025 </w:t>
+      </w:r>
+      <w:r>
+        <w:rPr>
+          <w:rFonts w:ascii="Garamond" w:hAnsi="Garamond" w:cs="Times New Roman"/>
+          <w:sz w:val="20"/>
+          <w:szCs w:val="20"/>
+        </w:rPr>
+        <w:t>–</w:t>
+      </w:r>
+      <w:r>
+        <w:rPr>
+          <w:rFonts w:ascii="Garamond" w:hAnsi="Garamond" w:cs="Times New Roman"/>
+          <w:sz w:val="20"/>
+          <w:szCs w:val="20"/>
+        </w:rPr>
+        <w:t xml:space="preserve"> </w:t>
+      </w:r>
+      <w:r>
+        <w:rPr>
+          <w:rFonts w:ascii="Garamond" w:hAnsi="Garamond" w:cs="Times New Roman"/>
+          <w:sz w:val="20"/>
+          <w:szCs w:val="20"/>
+        </w:rPr>
+        <w:t>05/2026</w:t>
       </w:r>
     </w:p>
     <w:p>
@@ -996,7 +989,23 @@
           <w:szCs w:val="20"/>
         </w:rPr>
         <w:tab/>
-        <w:t>06/2024 - 0</w:t>
+        <w:t xml:space="preserve">06/2024 </w:t>
+      </w:r>
+      <w:r>
+        <w:rPr>
+          <w:rFonts w:ascii="Garamond" w:hAnsi="Garamond" w:cs="Times New Roman"/>
+          <w:sz w:val="20"/>
+          <w:szCs w:val="20"/>
+        </w:rPr>
+        <w:t>–</w:t>
+      </w:r>
+      <w:r>
+        <w:rPr>
+          <w:rFonts w:ascii="Garamond" w:hAnsi="Garamond" w:cs="Times New Roman"/>
+          <w:sz w:val="20"/>
+          <w:szCs w:val="20"/>
+        </w:rPr>
+        <w:t xml:space="preserve"> 0</w:t>
       </w:r>
       <w:r>
         <w:rPr>
@@ -1319,7 +1328,23 @@
           <w:sz w:val="20"/>
           <w:szCs w:val="20"/>
         </w:rPr>
-        <w:t xml:space="preserve">2024 - </w:t>
+        <w:t xml:space="preserve">2024 </w:t>
+      </w:r>
+      <w:r>
+        <w:rPr>
+          <w:rFonts w:ascii="Garamond" w:hAnsi="Garamond" w:cs="Times New Roman"/>
+          <w:sz w:val="20"/>
+          <w:szCs w:val="20"/>
+        </w:rPr>
+        <w:t>–</w:t>
+      </w:r>
+      <w:r>
+        <w:rPr>
+          <w:rFonts w:ascii="Garamond" w:hAnsi="Garamond" w:cs="Times New Roman"/>
+          <w:sz w:val="20"/>
+          <w:szCs w:val="20"/>
+        </w:rPr>
+        <w:t xml:space="preserve"> </w:t>
       </w:r>
       <w:r>
         <w:rPr>
@@ -1353,7 +1378,7 @@
           <w:sz w:val="20"/>
           <w:szCs w:val="20"/>
         </w:rPr>
-        <w:t>Spearheaded</w:t>
+        <w:t>Led</w:t>
       </w:r>
       <w:r>
         <w:rPr>
@@ -1491,7 +1516,23 @@
           <w:sz w:val="20"/>
           <w:szCs w:val="20"/>
         </w:rPr>
-        <w:t xml:space="preserve">2023 - </w:t>
+        <w:t xml:space="preserve">2023 </w:t>
+      </w:r>
+      <w:r>
+        <w:rPr>
+          <w:rFonts w:ascii="Garamond" w:hAnsi="Garamond" w:cs="Times New Roman"/>
+          <w:sz w:val="20"/>
+          <w:szCs w:val="20"/>
+        </w:rPr>
+        <w:t>–</w:t>
+      </w:r>
+      <w:r>
+        <w:rPr>
+          <w:rFonts w:ascii="Garamond" w:hAnsi="Garamond" w:cs="Times New Roman"/>
+          <w:sz w:val="20"/>
+          <w:szCs w:val="20"/>
+        </w:rPr>
+        <w:t xml:space="preserve"> </w:t>
       </w:r>
       <w:r>
         <w:rPr>
@@ -1569,7 +1610,7 @@
         </w:rPr>
         <w:t xml:space="preserve">Mathematics Students, with ~150 downloads per month. Example </w:t>
       </w:r>
-      <w:hyperlink r:id="rId12" w:history="1">
+      <w:hyperlink r:id="rId11" w:history="1">
         <w:r>
           <w:rPr>
             <w:rStyle w:val="Hyperlink"/>
@@ -1582,15 +1623,6 @@
       </w:hyperlink>
       <w:r>
         <w:rPr>
-          <w:rStyle w:val="EndnoteReference"/>
-          <w:rFonts w:ascii="Garamond" w:hAnsi="Garamond"/>
-          <w:sz w:val="20"/>
-          <w:szCs w:val="20"/>
-        </w:rPr>
-        <w:endnoteReference w:id="4"/>
-      </w:r>
-      <w:r>
-        <w:rPr>
           <w:rFonts w:ascii="Garamond" w:hAnsi="Garamond" w:cs="Times New Roman"/>
           <w:sz w:val="20"/>
           <w:szCs w:val="20"/>
@@ -1689,7 +1721,7 @@
         </w:rPr>
         <w:t xml:space="preserve">Developed an educational, </w:t>
       </w:r>
-      <w:hyperlink r:id="rId13" w:history="1">
+      <w:hyperlink r:id="rId12" w:history="1">
         <w:r>
           <w:rPr>
             <w:rStyle w:val="Hyperlink"/>
@@ -1697,18 +1729,9 @@
             <w:sz w:val="20"/>
             <w:szCs w:val="20"/>
           </w:rPr>
-          <w:t>web-based applet</w:t>
+          <w:t>JavaScript applet</w:t>
         </w:r>
       </w:hyperlink>
-      <w:r>
-        <w:rPr>
-          <w:rStyle w:val="EndnoteReference"/>
-          <w:rFonts w:ascii="Garamond" w:hAnsi="Garamond" w:cs="Times New Roman"/>
-          <w:sz w:val="20"/>
-          <w:szCs w:val="20"/>
-        </w:rPr>
-        <w:endnoteReference w:id="5"/>
-      </w:r>
       <w:r>
         <w:rPr>
           <w:rFonts w:ascii="Garamond" w:hAnsi="Garamond" w:cs="Times New Roman"/>
@@ -2030,7 +2053,7 @@
         </w:rPr>
         <w:t xml:space="preserve">Report </w:t>
       </w:r>
-      <w:hyperlink r:id="rId14" w:history="1">
+      <w:hyperlink r:id="rId13" w:history="1">
         <w:r>
           <w:rPr>
             <w:rStyle w:val="Hyperlink"/>
@@ -2043,15 +2066,6 @@
       </w:hyperlink>
       <w:r>
         <w:rPr>
-          <w:rStyle w:val="EndnoteReference"/>
-          <w:rFonts w:ascii="Garamond" w:hAnsi="Garamond"/>
-          <w:sz w:val="20"/>
-          <w:szCs w:val="20"/>
-        </w:rPr>
-        <w:endnoteReference w:id="6"/>
-      </w:r>
-      <w:r>
-        <w:rPr>
           <w:rFonts w:ascii="Garamond" w:hAnsi="Garamond" w:cs="Times New Roman"/>
           <w:sz w:val="20"/>
           <w:szCs w:val="20"/>
@@ -2155,9 +2169,17 @@
           <w:sz w:val="20"/>
           <w:szCs w:val="20"/>
         </w:rPr>
+        <w:t xml:space="preserve"> online</w:t>
+      </w:r>
+      <w:r>
+        <w:rPr>
+          <w:rFonts w:ascii="Garamond" w:hAnsi="Garamond" w:cs="Times New Roman"/>
+          <w:sz w:val="20"/>
+          <w:szCs w:val="20"/>
+        </w:rPr>
         <w:t xml:space="preserve"> </w:t>
       </w:r>
-      <w:hyperlink r:id="rId15" w:history="1">
+      <w:hyperlink r:id="rId14" w:history="1">
         <w:r>
           <w:rPr>
             <w:rStyle w:val="Hyperlink"/>
@@ -2170,15 +2192,6 @@
       </w:hyperlink>
       <w:r>
         <w:rPr>
-          <w:rStyle w:val="EndnoteReference"/>
-          <w:rFonts w:ascii="Garamond" w:hAnsi="Garamond" w:cs="Times New Roman"/>
-          <w:sz w:val="20"/>
-          <w:szCs w:val="20"/>
-        </w:rPr>
-        <w:endnoteReference w:id="7"/>
-      </w:r>
-      <w:r>
-        <w:rPr>
           <w:rFonts w:ascii="Garamond" w:hAnsi="Garamond" w:cs="Times New Roman"/>
           <w:sz w:val="20"/>
           <w:szCs w:val="20"/>
@@ -2340,7 +2353,7 @@
           <w:sz w:val="20"/>
           <w:szCs w:val="20"/>
         </w:rPr>
-        <w:t xml:space="preserve">over </w:t>
+        <w:t>~</w:t>
       </w:r>
       <w:r>
         <w:rPr>
@@ -2520,7 +2533,7 @@
         </w:rPr>
         <w:t xml:space="preserve">keyboard controller. Link </w:t>
       </w:r>
-      <w:hyperlink r:id="rId16" w:history="1">
+      <w:hyperlink r:id="rId15" w:history="1">
         <w:r>
           <w:rPr>
             <w:rStyle w:val="Hyperlink"/>
@@ -2528,18 +2541,27 @@
             <w:sz w:val="20"/>
             <w:szCs w:val="20"/>
           </w:rPr>
-          <w:t>here</w:t>
+          <w:t>h</w:t>
+        </w:r>
+        <w:r>
+          <w:rPr>
+            <w:rStyle w:val="Hyperlink"/>
+            <w:rFonts w:ascii="Garamond" w:hAnsi="Garamond" w:cs="Times New Roman"/>
+            <w:sz w:val="20"/>
+            <w:szCs w:val="20"/>
+          </w:rPr>
+          <w:t>e</w:t>
+        </w:r>
+        <w:r>
+          <w:rPr>
+            <w:rStyle w:val="Hyperlink"/>
+            <w:rFonts w:ascii="Garamond" w:hAnsi="Garamond" w:cs="Times New Roman"/>
+            <w:sz w:val="20"/>
+            <w:szCs w:val="20"/>
+          </w:rPr>
+          <w:t>re</w:t>
         </w:r>
       </w:hyperlink>
-      <w:r>
-        <w:rPr>
-          <w:rStyle w:val="EndnoteReference"/>
-          <w:rFonts w:ascii="Garamond" w:hAnsi="Garamond"/>
-          <w:sz w:val="20"/>
-          <w:szCs w:val="20"/>
-        </w:rPr>
-        <w:endnoteReference w:id="8"/>
-      </w:r>
       <w:r>
         <w:rPr>
           <w:rFonts w:ascii="Garamond" w:hAnsi="Garamond" w:cs="Times New Roman"/>
@@ -2588,7 +2610,7 @@
           <w:sz w:val="21"/>
           <w:szCs w:val="21"/>
         </w:rPr>
-        <w:t>SKILLS AND ADDITIONAL INFORMATION</w:t>
+        <w:t>ADDITIONAL INFORMATION</w:t>
       </w:r>
       <w:r>
         <w:rPr>
@@ -2915,7 +2937,15 @@
           <w:sz w:val="20"/>
           <w:szCs w:val="20"/>
         </w:rPr>
-        <w:t>-2026</w:t>
+        <w:t>-</w:t>
+      </w:r>
+      <w:r>
+        <w:rPr>
+          <w:rFonts w:ascii="Garamond" w:hAnsi="Garamond" w:cs="Times New Roman"/>
+          <w:sz w:val="20"/>
+          <w:szCs w:val="20"/>
+        </w:rPr>
+        <w:t>2026</w:t>
       </w:r>
       <w:r>
         <w:rPr>
@@ -3115,250 +3145,6 @@
       </w:r>
     </w:p>
   </w:endnote>
-  <w:endnote w:id="1">
-    <w:p>
-      <w:pPr>
-        <w:pStyle w:val="EndnoteText"/>
-        <w:rPr>
-          <w:rFonts w:ascii="Garamond" w:hAnsi="Garamond"/>
-          <w:sz w:val="19"/>
-          <w:szCs w:val="19"/>
-          <w:lang w:val="en-US"/>
-        </w:rPr>
-      </w:pPr>
-      <w:r>
-        <w:rPr>
-          <w:rStyle w:val="EndnoteReference"/>
-          <w:rFonts w:ascii="Garamond" w:hAnsi="Garamond"/>
-          <w:sz w:val="19"/>
-          <w:szCs w:val="19"/>
-        </w:rPr>
-        <w:endnoteRef/>
-      </w:r>
-      <w:r>
-        <w:rPr>
-          <w:rFonts w:ascii="Garamond" w:hAnsi="Garamond"/>
-          <w:sz w:val="19"/>
-          <w:szCs w:val="19"/>
-        </w:rPr>
-        <w:t xml:space="preserve"> </w:t>
-      </w:r>
-      <w:r>
-        <w:rPr>
-          <w:rFonts w:ascii="Garamond" w:hAnsi="Garamond"/>
-          <w:sz w:val="19"/>
-          <w:szCs w:val="19"/>
-        </w:rPr>
-        <w:t>https://nicholashayek.com/</w:t>
-      </w:r>
-    </w:p>
-  </w:endnote>
-  <w:endnote w:id="2">
-    <w:p>
-      <w:pPr>
-        <w:pStyle w:val="EndnoteText"/>
-        <w:rPr>
-          <w:rFonts w:ascii="Garamond" w:hAnsi="Garamond"/>
-          <w:sz w:val="19"/>
-          <w:szCs w:val="19"/>
-          <w:lang w:val="en-US"/>
-        </w:rPr>
-      </w:pPr>
-      <w:r>
-        <w:rPr>
-          <w:rStyle w:val="EndnoteReference"/>
-          <w:rFonts w:ascii="Garamond" w:hAnsi="Garamond"/>
-          <w:sz w:val="19"/>
-          <w:szCs w:val="19"/>
-        </w:rPr>
-        <w:endnoteRef/>
-      </w:r>
-      <w:r>
-        <w:rPr>
-          <w:rFonts w:ascii="Garamond" w:hAnsi="Garamond"/>
-          <w:sz w:val="19"/>
-          <w:szCs w:val="19"/>
-        </w:rPr>
-        <w:t xml:space="preserve"> https://github.com/hayekn</w:t>
-      </w:r>
-    </w:p>
-  </w:endnote>
-  <w:endnote w:id="3">
-    <w:p>
-      <w:pPr>
-        <w:pStyle w:val="EndnoteText"/>
-        <w:rPr>
-          <w:rFonts w:ascii="Garamond" w:hAnsi="Garamond"/>
-          <w:sz w:val="19"/>
-          <w:szCs w:val="19"/>
-          <w:lang w:val="en-US"/>
-        </w:rPr>
-      </w:pPr>
-      <w:r>
-        <w:rPr>
-          <w:rStyle w:val="EndnoteReference"/>
-          <w:rFonts w:ascii="Garamond" w:hAnsi="Garamond"/>
-          <w:sz w:val="19"/>
-          <w:szCs w:val="19"/>
-        </w:rPr>
-        <w:endnoteRef/>
-      </w:r>
-      <w:r>
-        <w:rPr>
-          <w:rFonts w:ascii="Garamond" w:hAnsi="Garamond"/>
-          <w:sz w:val="19"/>
-          <w:szCs w:val="19"/>
-        </w:rPr>
-        <w:t xml:space="preserve"> https://www.linkedin.com/in/nicholas-hayek-b24b1a243/</w:t>
-      </w:r>
-    </w:p>
-  </w:endnote>
-  <w:endnote w:id="4">
-    <w:p>
-      <w:pPr>
-        <w:pStyle w:val="EndnoteText"/>
-        <w:rPr>
-          <w:rFonts w:ascii="Garamond" w:hAnsi="Garamond"/>
-          <w:sz w:val="19"/>
-          <w:szCs w:val="19"/>
-          <w:lang w:val="en-US"/>
-        </w:rPr>
-      </w:pPr>
-      <w:r>
-        <w:rPr>
-          <w:rStyle w:val="EndnoteReference"/>
-          <w:rFonts w:ascii="Garamond" w:hAnsi="Garamond"/>
-          <w:sz w:val="19"/>
-          <w:szCs w:val="19"/>
-        </w:rPr>
-        <w:endnoteRef/>
-      </w:r>
-      <w:r>
-        <w:rPr>
-          <w:rFonts w:ascii="Garamond" w:hAnsi="Garamond"/>
-          <w:sz w:val="19"/>
-          <w:szCs w:val="19"/>
-        </w:rPr>
-        <w:t xml:space="preserve"> https://sumsmcgill.ca/wp-content/uploads/2025/10/Algebra-4-Notes.pdf</w:t>
-      </w:r>
-    </w:p>
-  </w:endnote>
-  <w:endnote w:id="5">
-    <w:p>
-      <w:pPr>
-        <w:pStyle w:val="EndnoteText"/>
-        <w:rPr>
-          <w:rFonts w:ascii="Garamond" w:hAnsi="Garamond"/>
-          <w:sz w:val="19"/>
-          <w:szCs w:val="19"/>
-          <w:lang w:val="en-US"/>
-        </w:rPr>
-      </w:pPr>
-      <w:r>
-        <w:rPr>
-          <w:rStyle w:val="EndnoteReference"/>
-          <w:rFonts w:ascii="Garamond" w:hAnsi="Garamond"/>
-          <w:sz w:val="19"/>
-          <w:szCs w:val="19"/>
-        </w:rPr>
-        <w:endnoteRef/>
-      </w:r>
-      <w:r>
-        <w:rPr>
-          <w:rFonts w:ascii="Garamond" w:hAnsi="Garamond"/>
-          <w:sz w:val="19"/>
-          <w:szCs w:val="19"/>
-        </w:rPr>
-        <w:t xml:space="preserve"> https://garchy.nicholashayek.com/</w:t>
-      </w:r>
-    </w:p>
-  </w:endnote>
-  <w:endnote w:id="6">
-    <w:p>
-      <w:pPr>
-        <w:pStyle w:val="EndnoteText"/>
-        <w:rPr>
-          <w:rFonts w:ascii="Garamond" w:hAnsi="Garamond"/>
-          <w:sz w:val="19"/>
-          <w:szCs w:val="19"/>
-        </w:rPr>
-      </w:pPr>
-      <w:r>
-        <w:rPr>
-          <w:rStyle w:val="EndnoteReference"/>
-          <w:rFonts w:ascii="Garamond" w:hAnsi="Garamond"/>
-          <w:sz w:val="19"/>
-          <w:szCs w:val="19"/>
-        </w:rPr>
-        <w:endnoteRef/>
-      </w:r>
-      <w:r>
-        <w:rPr>
-          <w:rFonts w:ascii="Garamond" w:hAnsi="Garamond"/>
-          <w:sz w:val="19"/>
-          <w:szCs w:val="19"/>
-        </w:rPr>
-        <w:t xml:space="preserve"> https://nicholashayek.com/tex/MATH/470/470report.pdf</w:t>
-      </w:r>
-    </w:p>
-  </w:endnote>
-  <w:endnote w:id="7">
-    <w:p>
-      <w:pPr>
-        <w:pStyle w:val="EndnoteText"/>
-        <w:rPr>
-          <w:rFonts w:ascii="Garamond" w:hAnsi="Garamond"/>
-          <w:sz w:val="19"/>
-          <w:szCs w:val="19"/>
-          <w:lang w:val="en-US"/>
-        </w:rPr>
-      </w:pPr>
-      <w:r>
-        <w:rPr>
-          <w:rStyle w:val="EndnoteReference"/>
-          <w:rFonts w:ascii="Garamond" w:hAnsi="Garamond"/>
-          <w:sz w:val="19"/>
-          <w:szCs w:val="19"/>
-        </w:rPr>
-        <w:endnoteRef/>
-      </w:r>
-      <w:r>
-        <w:rPr>
-          <w:rFonts w:ascii="Garamond" w:hAnsi="Garamond"/>
-          <w:sz w:val="19"/>
-          <w:szCs w:val="19"/>
-        </w:rPr>
-        <w:t xml:space="preserve"> https://yayacs.nicholashayek.com/</w:t>
-      </w:r>
-    </w:p>
-  </w:endnote>
-  <w:endnote w:id="8">
-    <w:p>
-      <w:pPr>
-        <w:pStyle w:val="EndnoteText"/>
-        <w:rPr>
-          <w:lang w:val="en-US"/>
-        </w:rPr>
-      </w:pPr>
-      <w:r>
-        <w:rPr>
-          <w:rStyle w:val="EndnoteReference"/>
-          <w:rFonts w:ascii="Garamond" w:hAnsi="Garamond"/>
-          <w:sz w:val="19"/>
-          <w:szCs w:val="19"/>
-        </w:rPr>
-        <w:endnoteRef/>
-      </w:r>
-      <w:r>
-        <w:rPr>
-          <w:rFonts w:ascii="Garamond" w:hAnsi="Garamond"/>
-          <w:sz w:val="19"/>
-          <w:szCs w:val="19"/>
-        </w:rPr>
-        <w:t xml:space="preserve"> https://nicholashayek.com/proj.html</w:t>
-      </w:r>
-    </w:p>
-  </w:endnote>
 </w:endnotes>
 </file>
 
@@ -3386,7 +3172,7 @@
   <w:abstractNum w:abstractNumId="0" w15:restartNumberingAfterBreak="0">
     <w:nsid w:val="15274027"/>
     <w:multiLevelType w:val="hybridMultilevel"/>
-    <w:tmpl w:val="BD82A7CA"/>
+    <w:tmpl w:val="88FA7D4C"/>
     <w:lvl w:ilvl="0" w:tplc="04090001">
       <w:start w:val="1"/>
       <w:numFmt w:val="bullet"/>
